--- a/docs/09_ARCHIVE/07-RESEARCH_ARCHIVE/ACTIVE_RESEARCH/Маркетинг/Синтез/GRAND STRATEGIC SYNTHESIS.docx
+++ b/docs/09_ARCHIVE/07-RESEARCH_ARCHIVE/ACTIVE_RESEARCH/Маркетинг/Синтез/GRAND STRATEGIC SYNTHESIS.docx
@@ -68,13 +68,37 @@
           <w:b/>
           <w:bCs/>
         </w:rPr>
-        <w:t>Рынок, в который входит RAI, нельзя корректно описывать как “рынок агроконсалтинга”.</w:t>
+        <w:t xml:space="preserve">Рынок, в который входит RAI, нельзя корректно описывать как “рынок </w:t>
+      </w:r>
+      <w:proofErr w:type="spellStart"/>
+      <w:r>
+        <w:rPr>
+          <w:b/>
+          <w:bCs/>
+        </w:rPr>
+        <w:t>агроконсалтинга</w:t>
+      </w:r>
+      <w:proofErr w:type="spellEnd"/>
+      <w:r>
+        <w:rPr>
+          <w:b/>
+          <w:bCs/>
+        </w:rPr>
+        <w:t>”.</w:t>
       </w:r>
       <w:r>
         <w:t xml:space="preserve"> Реальное поле конкуре</w:t>
       </w:r>
       <w:r>
-        <w:t>нции шире: это рынок управления урожаем, где сталкиваются поставщики агровходов, цифровые платформы, ERP, банки, страховые, трейдеры, агрохолдинги и государственный цифровой контур. Классический консалтинг — лишь тонкий слой на поверхности.</w:t>
+        <w:t xml:space="preserve">нции шире: это рынок управления урожаем, где сталкиваются поставщики </w:t>
+      </w:r>
+      <w:proofErr w:type="spellStart"/>
+      <w:r>
+        <w:t>агровходов</w:t>
+      </w:r>
+      <w:proofErr w:type="spellEnd"/>
+      <w:r>
+        <w:t>, цифровые платформы, ERP, банки, страховые, трейдеры, агрохолдинги и государственный цифровой контур. Классический консалтинг — лишь тонкий слой на поверхности.</w:t>
       </w:r>
     </w:p>
     <w:p>
@@ -174,10 +198,26 @@
         <w:t>Системный дефицит рынка — отсутствие институционального оператора сезона.</w:t>
       </w:r>
       <w:r>
-        <w:t xml:space="preserve"> Есть консультанты, есть SaaS, есть ERP, есть агросервисы, но почти нет игроков, которые превраща</w:t>
-      </w:r>
-      <w:r>
-        <w:t>ют техкарту в юридически значимый, операционный и финансовый контракт с последующим контролем исполнения и участием в результате.</w:t>
+        <w:t xml:space="preserve"> Есть консультанты, есть </w:t>
+      </w:r>
+      <w:proofErr w:type="spellStart"/>
+      <w:r>
+        <w:t>SaaS</w:t>
+      </w:r>
+      <w:proofErr w:type="spellEnd"/>
+      <w:r>
+        <w:t>, есть ERP, есть агросервисы, но почти нет игроков, которые превраща</w:t>
+      </w:r>
+      <w:r>
+        <w:t xml:space="preserve">ют </w:t>
+      </w:r>
+      <w:proofErr w:type="spellStart"/>
+      <w:r>
+        <w:t>техкарту</w:t>
+      </w:r>
+      <w:proofErr w:type="spellEnd"/>
+      <w:r>
+        <w:t xml:space="preserve"> в юридически значимый, операционный и финансовый контракт с последующим контролем исполнения и участием в результате.</w:t>
       </w:r>
     </w:p>
     <w:p>
@@ -193,13 +233,50 @@
           <w:b/>
           <w:bCs/>
         </w:rPr>
-        <w:t>Для RAI главное окно возможностей — не “ещё один AgTech-продукт”, а роль надсистемы.</w:t>
+        <w:t xml:space="preserve">Для RAI главное окно возможностей — не “ещё один </w:t>
+      </w:r>
+      <w:proofErr w:type="spellStart"/>
+      <w:r>
+        <w:rPr>
+          <w:b/>
+          <w:bCs/>
+        </w:rPr>
+        <w:t>AgTech</w:t>
+      </w:r>
+      <w:proofErr w:type="spellEnd"/>
+      <w:r>
+        <w:rPr>
+          <w:b/>
+          <w:bCs/>
+        </w:rPr>
+        <w:t>-продукт”, а роль надсистемы.</w:t>
       </w:r>
       <w:r>
         <w:t xml:space="preserve"> Не конкурировать по каждой функции с ERP/</w:t>
       </w:r>
-      <w:r>
-        <w:t>AgTech, а занять слой orchestration: TechMap как контракт, правила исполнения, контроль отклонений, экономический контур, доказательная база для банков/страховых/трейдеров.</w:t>
+      <w:proofErr w:type="spellStart"/>
+      <w:r>
+        <w:t>AgTech</w:t>
+      </w:r>
+      <w:proofErr w:type="spellEnd"/>
+      <w:r>
+        <w:t xml:space="preserve">, а занять слой </w:t>
+      </w:r>
+      <w:proofErr w:type="spellStart"/>
+      <w:r>
+        <w:t>orchestration</w:t>
+      </w:r>
+      <w:proofErr w:type="spellEnd"/>
+      <w:r>
+        <w:t xml:space="preserve">: </w:t>
+      </w:r>
+      <w:proofErr w:type="spellStart"/>
+      <w:r>
+        <w:t>TechMap</w:t>
+      </w:r>
+      <w:proofErr w:type="spellEnd"/>
+      <w:r>
+        <w:t xml:space="preserve"> как контракт, правила исполнения, контроль отклонений, экономический контур, доказательная база для банков/страховых/трейдеров.</w:t>
       </w:r>
     </w:p>
     <w:p>
@@ -297,7 +374,23 @@
           <w:b/>
           <w:bCs/>
         </w:rPr>
-        <w:t>щики ресурсов уже фактически строят proto-версии модели RAI, но с конфликтом интересов.</w:t>
+        <w:t xml:space="preserve">щики ресурсов уже фактически строят </w:t>
+      </w:r>
+      <w:proofErr w:type="spellStart"/>
+      <w:r>
+        <w:rPr>
+          <w:b/>
+          <w:bCs/>
+        </w:rPr>
+        <w:t>proto</w:t>
+      </w:r>
+      <w:proofErr w:type="spellEnd"/>
+      <w:r>
+        <w:rPr>
+          <w:b/>
+          <w:bCs/>
+        </w:rPr>
+        <w:t>-версии модели RAI, но с конфликтом интересов.</w:t>
       </w:r>
       <w:r>
         <w:t xml:space="preserve"> Они совмещают агрономию, данные, аудит, поле и дистрибуцию. Их слабость в том, что они оптимизируют не систему хозяйства, а собственную продуктовую выручку. На этой сла</w:t>
@@ -319,7 +412,55 @@
           <w:b/>
           <w:bCs/>
         </w:rPr>
-        <w:t>Платформы вроде АгроСигнал / AssistAgro / ExactFarming опасны не как конечные победители, а как инфраструктурные базы для чужой экосистемы.</w:t>
+        <w:t xml:space="preserve">Платформы вроде </w:t>
+      </w:r>
+      <w:proofErr w:type="spellStart"/>
+      <w:r>
+        <w:rPr>
+          <w:b/>
+          <w:bCs/>
+        </w:rPr>
+        <w:t>АгроСигнал</w:t>
+      </w:r>
+      <w:proofErr w:type="spellEnd"/>
+      <w:r>
+        <w:rPr>
+          <w:b/>
+          <w:bCs/>
+        </w:rPr>
+        <w:t xml:space="preserve"> / </w:t>
+      </w:r>
+      <w:proofErr w:type="spellStart"/>
+      <w:r>
+        <w:rPr>
+          <w:b/>
+          <w:bCs/>
+        </w:rPr>
+        <w:t>AssistAgro</w:t>
+      </w:r>
+      <w:proofErr w:type="spellEnd"/>
+      <w:r>
+        <w:rPr>
+          <w:b/>
+          <w:bCs/>
+        </w:rPr>
+        <w:t xml:space="preserve"> / </w:t>
+      </w:r>
+      <w:proofErr w:type="spellStart"/>
+      <w:r>
+        <w:rPr>
+          <w:b/>
+          <w:bCs/>
+        </w:rPr>
+        <w:t>ExactFarming</w:t>
+      </w:r>
+      <w:proofErr w:type="spellEnd"/>
+      <w:r>
+        <w:rPr>
+          <w:b/>
+          <w:bCs/>
+        </w:rPr>
+        <w:t xml:space="preserve"> опасны не как конечные победители, а как инфраструктурные базы для чужой экосистемы.</w:t>
       </w:r>
       <w:r>
         <w:t xml:space="preserve"> Кто первым надстроит над ними деньги, контракт и р</w:t>
@@ -354,20 +495,86 @@
         <w:t>оператор урожая и прибыли</w:t>
       </w:r>
       <w:r>
-        <w:t xml:space="preserve">, а не как консалтинг, не как SaaS и не как цифровая агрономия. Его продуктовая категория: </w:t>
-      </w:r>
-      <w:r>
-        <w:rPr>
-          <w:b/>
-          <w:bCs/>
-        </w:rPr>
-        <w:t>institutional crop operating layer</w:t>
-      </w:r>
+        <w:t xml:space="preserve">, а не как консалтинг, не как </w:t>
+      </w:r>
+      <w:proofErr w:type="spellStart"/>
+      <w:r>
+        <w:t>SaaS</w:t>
+      </w:r>
+      <w:proofErr w:type="spellEnd"/>
+      <w:r>
+        <w:t xml:space="preserve"> и не как цифровая агрономия. Его продуктовая категория: </w:t>
+      </w:r>
+      <w:proofErr w:type="spellStart"/>
+      <w:r>
+        <w:rPr>
+          <w:b/>
+          <w:bCs/>
+        </w:rPr>
+        <w:t>institutional</w:t>
+      </w:r>
+      <w:proofErr w:type="spellEnd"/>
+      <w:r>
+        <w:rPr>
+          <w:b/>
+          <w:bCs/>
+        </w:rPr>
+        <w:t xml:space="preserve"> </w:t>
+      </w:r>
+      <w:proofErr w:type="spellStart"/>
+      <w:r>
+        <w:rPr>
+          <w:b/>
+          <w:bCs/>
+        </w:rPr>
+        <w:t>crop</w:t>
+      </w:r>
+      <w:proofErr w:type="spellEnd"/>
+      <w:r>
+        <w:rPr>
+          <w:b/>
+          <w:bCs/>
+        </w:rPr>
+        <w:t xml:space="preserve"> </w:t>
+      </w:r>
+      <w:proofErr w:type="spellStart"/>
+      <w:r>
+        <w:rPr>
+          <w:b/>
+          <w:bCs/>
+        </w:rPr>
+        <w:t>operating</w:t>
+      </w:r>
+      <w:proofErr w:type="spellEnd"/>
+      <w:r>
+        <w:rPr>
+          <w:b/>
+          <w:bCs/>
+        </w:rPr>
+        <w:t xml:space="preserve"> </w:t>
+      </w:r>
+      <w:proofErr w:type="spellStart"/>
+      <w:r>
+        <w:rPr>
+          <w:b/>
+          <w:bCs/>
+        </w:rPr>
+        <w:t>layer</w:t>
+      </w:r>
+      <w:proofErr w:type="spellEnd"/>
       <w:r>
         <w:t xml:space="preserve"> дл</w:t>
       </w:r>
       <w:r>
-        <w:t>я хозяйства, банка, страховщика и контрактора одновременно.</w:t>
+        <w:t xml:space="preserve">я хозяйства, банка, страховщика и </w:t>
+      </w:r>
+      <w:proofErr w:type="spellStart"/>
+      <w:r>
+        <w:t>контрактора</w:t>
+      </w:r>
+      <w:proofErr w:type="spellEnd"/>
+      <w:r>
+        <w:t xml:space="preserve"> одновременно.</w:t>
       </w:r>
     </w:p>
     <w:p>
@@ -468,8 +675,16 @@
         <w:rPr>
           <w:rStyle w:val="VerbatimChar"/>
         </w:rPr>
-        <w:t>→ Агрономия / техкарта</w:t>
-      </w:r>
+        <w:t xml:space="preserve">→ Агрономия / </w:t>
+      </w:r>
+      <w:proofErr w:type="spellStart"/>
+      <w:r>
+        <w:rPr>
+          <w:rStyle w:val="VerbatimChar"/>
+        </w:rPr>
+        <w:t>техкарта</w:t>
+      </w:r>
+      <w:proofErr w:type="spellEnd"/>
       <w:r>
         <w:br/>
       </w:r>
@@ -736,11 +951,16 @@
               <w:pStyle w:val="Compact"/>
               <w:jc w:val="both"/>
             </w:pPr>
+            <w:proofErr w:type="spellStart"/>
             <w:r>
               <w:t>а</w:t>
             </w:r>
             <w:r>
-              <w:t>грохимсервис, схемы питания, лаборатории</w:t>
+              <w:t>грохимсервис</w:t>
+            </w:r>
+            <w:proofErr w:type="spellEnd"/>
+            <w:r>
+              <w:t>, схемы питания, лаборатории</w:t>
             </w:r>
           </w:p>
         </w:tc>
@@ -754,8 +974,13 @@
               <w:jc w:val="both"/>
             </w:pPr>
             <w:r>
-              <w:t>у поставщика, если он встроен в техкарту</w:t>
-            </w:r>
+              <w:t xml:space="preserve">у поставщика, если он встроен в </w:t>
+            </w:r>
+            <w:proofErr w:type="spellStart"/>
+            <w:r>
+              <w:t>техкарту</w:t>
+            </w:r>
+            <w:proofErr w:type="spellEnd"/>
           </w:p>
         </w:tc>
       </w:tr>
@@ -887,8 +1112,13 @@
               <w:jc w:val="both"/>
             </w:pPr>
             <w:r>
-              <w:t>Телематика / IoT</w:t>
-            </w:r>
+              <w:t xml:space="preserve">Телематика / </w:t>
+            </w:r>
+            <w:proofErr w:type="spellStart"/>
+            <w:r>
+              <w:t>IoT</w:t>
+            </w:r>
+            <w:proofErr w:type="spellEnd"/>
           </w:p>
         </w:tc>
         <w:tc>
@@ -1019,8 +1249,13 @@
               <w:pStyle w:val="Compact"/>
               <w:jc w:val="both"/>
             </w:pPr>
-            <w:r>
-              <w:t>AgTech, ERP, диспетчеризация, контроллинг</w:t>
+            <w:proofErr w:type="spellStart"/>
+            <w:r>
+              <w:t>AgTech</w:t>
+            </w:r>
+            <w:proofErr w:type="spellEnd"/>
+            <w:r>
+              <w:t>, ERP, диспетчеризация, контроллинг</w:t>
             </w:r>
           </w:p>
         </w:tc>
@@ -1095,8 +1330,13 @@
               <w:jc w:val="both"/>
             </w:pPr>
             <w:r>
-              <w:t>календарь платежей, оборотка</w:t>
-            </w:r>
+              <w:t xml:space="preserve">календарь платежей, </w:t>
+            </w:r>
+            <w:proofErr w:type="spellStart"/>
+            <w:r>
+              <w:t>оборотка</w:t>
+            </w:r>
+            <w:proofErr w:type="spellEnd"/>
           </w:p>
         </w:tc>
         <w:tc>
@@ -1258,7 +1498,15 @@
               <w:t xml:space="preserve">перевозчики, </w:t>
             </w:r>
             <w:r>
-              <w:t>элеваторы, трейдерские экосистемы</w:t>
+              <w:t xml:space="preserve">элеваторы, </w:t>
+            </w:r>
+            <w:proofErr w:type="spellStart"/>
+            <w:r>
+              <w:t>трейдерские</w:t>
+            </w:r>
+            <w:proofErr w:type="spellEnd"/>
+            <w:r>
+              <w:t xml:space="preserve"> экосистемы</w:t>
             </w:r>
           </w:p>
         </w:tc>
@@ -1481,7 +1729,15 @@
         <w:jc w:val="both"/>
       </w:pPr>
       <w:r>
-        <w:t>в управлении cash-flow сезона;</w:t>
+        <w:t xml:space="preserve">в управлении </w:t>
+      </w:r>
+      <w:proofErr w:type="spellStart"/>
+      <w:r>
+        <w:t>cash-flow</w:t>
+      </w:r>
+      <w:proofErr w:type="spellEnd"/>
+      <w:r>
+        <w:t xml:space="preserve"> сезона;</w:t>
       </w:r>
     </w:p>
     <w:p>
@@ -1531,7 +1787,15 @@
         <w:jc w:val="both"/>
       </w:pPr>
       <w:r>
-        <w:t>через перепродажу агровходов;</w:t>
+        <w:t xml:space="preserve">через перепродажу </w:t>
+      </w:r>
+      <w:proofErr w:type="spellStart"/>
+      <w:r>
+        <w:t>агровходов</w:t>
+      </w:r>
+      <w:proofErr w:type="spellEnd"/>
+      <w:r>
+        <w:t>;</w:t>
       </w:r>
     </w:p>
     <w:p>
@@ -1544,7 +1808,15 @@
         <w:jc w:val="both"/>
       </w:pPr>
       <w:r>
-        <w:t>через неэффективные агрооперации;</w:t>
+        <w:t xml:space="preserve">через неэффективные </w:t>
+      </w:r>
+      <w:proofErr w:type="spellStart"/>
+      <w:r>
+        <w:t>агрооперации</w:t>
+      </w:r>
+      <w:proofErr w:type="spellEnd"/>
+      <w:r>
+        <w:t>;</w:t>
       </w:r>
     </w:p>
     <w:p>
@@ -1599,7 +1871,6 @@
         <w:jc w:val="both"/>
       </w:pPr>
       <w:r>
-        <w:lastRenderedPageBreak/>
         <w:t>через информационную асимметрию между хозяйством и внешними игроками.</w:t>
       </w:r>
     </w:p>
@@ -1612,6 +1883,7 @@
       <w:bookmarkEnd w:id="8"/>
       <w:bookmarkEnd w:id="10"/>
       <w:r>
+        <w:lastRenderedPageBreak/>
         <w:t>2.4 Где находится власть</w:t>
       </w:r>
     </w:p>
@@ -1644,13 +1916,31 @@
         </w:numPr>
         <w:jc w:val="both"/>
       </w:pPr>
-      <w:r>
-        <w:rPr>
-          <w:b/>
-          <w:bCs/>
-        </w:rPr>
-        <w:t>resource control</w:t>
-      </w:r>
+      <w:proofErr w:type="spellStart"/>
+      <w:r>
+        <w:rPr>
+          <w:b/>
+          <w:bCs/>
+        </w:rPr>
+        <w:t>resource</w:t>
+      </w:r>
+      <w:proofErr w:type="spellEnd"/>
+      <w:r>
+        <w:rPr>
+          <w:b/>
+          <w:bCs/>
+        </w:rPr>
+        <w:t xml:space="preserve"> </w:t>
+      </w:r>
+      <w:proofErr w:type="spellStart"/>
+      <w:r>
+        <w:rPr>
+          <w:b/>
+          <w:bCs/>
+        </w:rPr>
+        <w:t>control</w:t>
+      </w:r>
+      <w:proofErr w:type="spellEnd"/>
       <w:r>
         <w:t xml:space="preserve"> — семена / СЗР / удобрения / техника;</w:t>
       </w:r>
@@ -1664,15 +1954,41 @@
         </w:numPr>
         <w:jc w:val="both"/>
       </w:pPr>
-      <w:r>
-        <w:rPr>
-          <w:b/>
-          <w:bCs/>
-        </w:rPr>
-        <w:t>execution control</w:t>
-      </w:r>
-      <w:r>
-        <w:t xml:space="preserve"> — телематика / ERP / цифровая диспетчеризация / агроскаутинг;</w:t>
+      <w:proofErr w:type="spellStart"/>
+      <w:r>
+        <w:rPr>
+          <w:b/>
+          <w:bCs/>
+        </w:rPr>
+        <w:t>execution</w:t>
+      </w:r>
+      <w:proofErr w:type="spellEnd"/>
+      <w:r>
+        <w:rPr>
+          <w:b/>
+          <w:bCs/>
+        </w:rPr>
+        <w:t xml:space="preserve"> </w:t>
+      </w:r>
+      <w:proofErr w:type="spellStart"/>
+      <w:r>
+        <w:rPr>
+          <w:b/>
+          <w:bCs/>
+        </w:rPr>
+        <w:t>control</w:t>
+      </w:r>
+      <w:proofErr w:type="spellEnd"/>
+      <w:r>
+        <w:t xml:space="preserve"> — телематика / ERP / цифровая диспетчеризация / </w:t>
+      </w:r>
+      <w:proofErr w:type="spellStart"/>
+      <w:r>
+        <w:t>агроскаутинг</w:t>
+      </w:r>
+      <w:proofErr w:type="spellEnd"/>
+      <w:r>
+        <w:t>;</w:t>
       </w:r>
     </w:p>
     <w:p>
@@ -1684,16 +2000,34 @@
         </w:numPr>
         <w:jc w:val="both"/>
       </w:pPr>
-      <w:r>
-        <w:rPr>
-          <w:b/>
-          <w:bCs/>
-        </w:rPr>
-        <w:t>money control</w:t>
-      </w:r>
-      <w:r>
+      <w:proofErr w:type="spellStart"/>
+      <w:r>
+        <w:rPr>
+          <w:b/>
+          <w:bCs/>
+        </w:rPr>
+        <w:t>money</w:t>
+      </w:r>
+      <w:proofErr w:type="spellEnd"/>
+      <w:r>
+        <w:rPr>
+          <w:b/>
+          <w:bCs/>
+        </w:rPr>
         <w:t xml:space="preserve"> </w:t>
       </w:r>
+      <w:proofErr w:type="spellStart"/>
+      <w:r>
+        <w:rPr>
+          <w:b/>
+          <w:bCs/>
+        </w:rPr>
+        <w:t>control</w:t>
+      </w:r>
+      <w:proofErr w:type="spellEnd"/>
+      <w:r>
+        <w:t xml:space="preserve"> </w:t>
+      </w:r>
       <w:r>
         <w:t>— кредит / страхование / сбыт / контрактация.</w:t>
       </w:r>
@@ -1708,7 +2042,23 @@
           <w:b/>
           <w:bCs/>
         </w:rPr>
-        <w:t>RAI может выиграть только в случае, если соберёт над ними meta-layer.</w:t>
+        <w:t xml:space="preserve">RAI может выиграть только в случае, если соберёт над ними </w:t>
+      </w:r>
+      <w:proofErr w:type="spellStart"/>
+      <w:r>
+        <w:rPr>
+          <w:b/>
+          <w:bCs/>
+        </w:rPr>
+        <w:t>meta-layer</w:t>
+      </w:r>
+      <w:proofErr w:type="spellEnd"/>
+      <w:r>
+        <w:rPr>
+          <w:b/>
+          <w:bCs/>
+        </w:rPr>
+        <w:t>.</w:t>
       </w:r>
     </w:p>
     <w:p>
@@ -1764,8 +2114,13 @@
         <w:jc w:val="both"/>
       </w:pPr>
       <w:r>
-        <w:t>Классический агроконсалтинг</w:t>
-      </w:r>
+        <w:t xml:space="preserve">Классический </w:t>
+      </w:r>
+      <w:proofErr w:type="spellStart"/>
+      <w:r>
+        <w:t>агроконсалтинг</w:t>
+      </w:r>
+      <w:proofErr w:type="spellEnd"/>
     </w:p>
     <w:p>
       <w:pPr>
@@ -1790,8 +2145,13 @@
         <w:jc w:val="both"/>
       </w:pPr>
       <w:r>
-        <w:t>Цифровые агроплатформы</w:t>
-      </w:r>
+        <w:t xml:space="preserve">Цифровые </w:t>
+      </w:r>
+      <w:proofErr w:type="spellStart"/>
+      <w:r>
+        <w:t>агроплатформы</w:t>
+      </w:r>
+      <w:proofErr w:type="spellEnd"/>
     </w:p>
     <w:p>
       <w:pPr>
@@ -1802,11 +2162,16 @@
         </w:numPr>
         <w:jc w:val="both"/>
       </w:pPr>
+      <w:proofErr w:type="spellStart"/>
       <w:r>
         <w:t>Agr</w:t>
       </w:r>
       <w:r>
-        <w:t>oERP / ERP / 1С-контур</w:t>
+        <w:t>oERP</w:t>
+      </w:r>
+      <w:proofErr w:type="spellEnd"/>
+      <w:r>
+        <w:t xml:space="preserve"> / ERP / 1С-контур</w:t>
       </w:r>
     </w:p>
     <w:p>
@@ -1819,8 +2184,13 @@
         <w:jc w:val="both"/>
       </w:pPr>
       <w:r>
-        <w:t>Поставщики агровходов</w:t>
-      </w:r>
+        <w:t xml:space="preserve">Поставщики </w:t>
+      </w:r>
+      <w:proofErr w:type="spellStart"/>
+      <w:r>
+        <w:t>агровходов</w:t>
+      </w:r>
+      <w:proofErr w:type="spellEnd"/>
     </w:p>
     <w:p>
       <w:pPr>
@@ -1884,11 +2254,24 @@
         <w:jc w:val="both"/>
       </w:pPr>
       <w:r>
-        <w:t>Агрохолдинги как носители внутренних operating s</w:t>
+        <w:t xml:space="preserve">Агрохолдинги как носители внутренних </w:t>
+      </w:r>
+      <w:proofErr w:type="spellStart"/>
+      <w:r>
+        <w:t>operating</w:t>
+      </w:r>
+      <w:proofErr w:type="spellEnd"/>
+      <w:r>
+        <w:t xml:space="preserve"> </w:t>
+      </w:r>
+      <w:proofErr w:type="spellStart"/>
+      <w:r>
+        <w:t>s</w:t>
       </w:r>
       <w:r>
         <w:t>ystems</w:t>
       </w:r>
+      <w:proofErr w:type="spellEnd"/>
     </w:p>
     <w:p>
       <w:pPr>
@@ -1900,8 +2283,13 @@
         <w:jc w:val="both"/>
       </w:pPr>
       <w:r>
-        <w:t>Государственные цифровые системы и единый регконтур</w:t>
-      </w:r>
+        <w:t xml:space="preserve">Государственные цифровые системы и единый </w:t>
+      </w:r>
+      <w:proofErr w:type="spellStart"/>
+      <w:r>
+        <w:t>регконтур</w:t>
+      </w:r>
+      <w:proofErr w:type="spellEnd"/>
     </w:p>
     <w:p>
       <w:pPr>
@@ -1921,8 +2309,13 @@
       </w:pPr>
       <w:bookmarkStart w:id="16" w:name="классический-агроконсалтинг"/>
       <w:r>
-        <w:t>1. Классический агроконсалтинг</w:t>
-      </w:r>
+        <w:t xml:space="preserve">1. Классический </w:t>
+      </w:r>
+      <w:proofErr w:type="spellStart"/>
+      <w:r>
+        <w:t>агроконсалтинг</w:t>
+      </w:r>
+      <w:proofErr w:type="spellEnd"/>
     </w:p>
     <w:p>
       <w:pPr>
@@ -1933,63 +2326,13 @@
         <w:t xml:space="preserve">Функция: аналитика, аудит, ТЭО, бизнес-планы, методологии. </w:t>
       </w:r>
       <w:r>
-        <w:t xml:space="preserve">Слабость: нет замыкания на поле и на дисциплину исполнения. Угроза для RAI: низкая </w:t>
-      </w:r>
-      <w:proofErr w:type="spellStart"/>
-      <w:r>
-        <w:t>как</w:t>
-      </w:r>
-      <w:proofErr w:type="spellEnd"/>
-      <w:r>
-        <w:t xml:space="preserve"> </w:t>
-      </w:r>
-      <w:proofErr w:type="spellStart"/>
-      <w:r>
-        <w:t>прямой</w:t>
-      </w:r>
-      <w:proofErr w:type="spellEnd"/>
-      <w:r>
-        <w:t xml:space="preserve"> </w:t>
-      </w:r>
-      <w:proofErr w:type="spellStart"/>
-      <w:r>
-        <w:t>конкурент</w:t>
-      </w:r>
-      <w:proofErr w:type="spellEnd"/>
-      <w:r>
-        <w:t xml:space="preserve">, </w:t>
-      </w:r>
-      <w:proofErr w:type="spellStart"/>
+        <w:t xml:space="preserve">Слабость: нет замыкания на поле и на дисциплину исполнения. Угроза для RAI: низкая как прямой конкурент, </w:t>
+      </w:r>
       <w:r>
         <w:t>сред</w:t>
       </w:r>
-      <w:proofErr w:type="spellEnd"/>
-      <w:r>
-        <w:t xml:space="preserve"> </w:t>
-      </w:r>
-      <w:proofErr w:type="spellStart"/>
-      <w:r>
-        <w:t>как</w:t>
-      </w:r>
-      <w:proofErr w:type="spellEnd"/>
-      <w:r>
-        <w:t xml:space="preserve"> </w:t>
-      </w:r>
-      <w:proofErr w:type="spellStart"/>
-      <w:r>
-        <w:t>советник</w:t>
-      </w:r>
-      <w:proofErr w:type="spellEnd"/>
-      <w:r>
-        <w:t xml:space="preserve"> </w:t>
-      </w:r>
-      <w:proofErr w:type="spellStart"/>
-      <w:r>
-        <w:t>собственника</w:t>
-      </w:r>
-      <w:proofErr w:type="spellEnd"/>
-      <w:r>
-        <w:t>.</w:t>
+      <w:r>
+        <w:t xml:space="preserve"> как советник собственника.</w:t>
       </w:r>
     </w:p>
     <w:p>
@@ -2047,8 +2390,13 @@
       <w:bookmarkEnd w:id="18"/>
       <w:r>
         <w:lastRenderedPageBreak/>
-        <w:t>4. ERP / AgroERP</w:t>
-      </w:r>
+        <w:t xml:space="preserve">4. ERP / </w:t>
+      </w:r>
+      <w:proofErr w:type="spellStart"/>
+      <w:r>
+        <w:t>AgroERP</w:t>
+      </w:r>
+      <w:proofErr w:type="spellEnd"/>
     </w:p>
     <w:p>
       <w:pPr>
@@ -2056,7 +2404,31 @@
         <w:jc w:val="both"/>
       </w:pPr>
       <w:r>
-        <w:t>Функция: учёт, планирование, бюджеты, документы, техкарты, ресурсы. Сила: встроенность в back-office. Слабость: учёт — не управление урожаем.</w:t>
+        <w:t xml:space="preserve">Функция: учёт, планирование, бюджеты, документы, </w:t>
+      </w:r>
+      <w:proofErr w:type="spellStart"/>
+      <w:r>
+        <w:t>техкарты</w:t>
+      </w:r>
+      <w:proofErr w:type="spellEnd"/>
+      <w:r>
+        <w:t xml:space="preserve">, ресурсы. Сила: </w:t>
+      </w:r>
+      <w:proofErr w:type="spellStart"/>
+      <w:r>
+        <w:t>встроенность</w:t>
+      </w:r>
+      <w:proofErr w:type="spellEnd"/>
+      <w:r>
+        <w:t xml:space="preserve"> в </w:t>
+      </w:r>
+      <w:proofErr w:type="spellStart"/>
+      <w:r>
+        <w:t>back-office</w:t>
+      </w:r>
+      <w:proofErr w:type="spellEnd"/>
+      <w:r>
+        <w:t>. Слабость: учёт — не управление урожаем.</w:t>
       </w:r>
     </w:p>
     <w:p>
@@ -2067,8 +2439,13 @@
       <w:bookmarkStart w:id="20" w:name="поставщики-агровходов"/>
       <w:bookmarkEnd w:id="19"/>
       <w:r>
-        <w:t>5. Поставщики агровходов</w:t>
-      </w:r>
+        <w:t xml:space="preserve">5. Поставщики </w:t>
+      </w:r>
+      <w:proofErr w:type="spellStart"/>
+      <w:r>
+        <w:t>агровходов</w:t>
+      </w:r>
+      <w:proofErr w:type="spellEnd"/>
     </w:p>
     <w:p>
       <w:pPr>
@@ -2119,7 +2496,31 @@
         <w:jc w:val="both"/>
       </w:pPr>
       <w:r>
-        <w:t>Функция: оборотка, лизинг, ковенанты, data standards. Сила: могут навязать обязательный цифровой контур. Слабость: редко способны сами вести агрономическое исполнение.</w:t>
+        <w:t xml:space="preserve">Функция: </w:t>
+      </w:r>
+      <w:proofErr w:type="spellStart"/>
+      <w:r>
+        <w:t>оборотка</w:t>
+      </w:r>
+      <w:proofErr w:type="spellEnd"/>
+      <w:r>
+        <w:t xml:space="preserve">, лизинг, ковенанты, </w:t>
+      </w:r>
+      <w:proofErr w:type="spellStart"/>
+      <w:r>
+        <w:t>data</w:t>
+      </w:r>
+      <w:proofErr w:type="spellEnd"/>
+      <w:r>
+        <w:t xml:space="preserve"> </w:t>
+      </w:r>
+      <w:proofErr w:type="spellStart"/>
+      <w:r>
+        <w:t>standards</w:t>
+      </w:r>
+      <w:proofErr w:type="spellEnd"/>
+      <w:r>
+        <w:t>. Сила: могут навязать обязательный цифровой контур. Слабость: редко способны сами вести агрономическое исполнение.</w:t>
       </w:r>
     </w:p>
     <w:p>
@@ -2162,7 +2563,15 @@
         <w:jc w:val="both"/>
       </w:pPr>
       <w:r>
-        <w:t>Функция: контрактование урожая и сбыт. Сила: контроль денежного вы</w:t>
+        <w:t xml:space="preserve">Функция: </w:t>
+      </w:r>
+      <w:proofErr w:type="spellStart"/>
+      <w:r>
+        <w:t>контрактование</w:t>
+      </w:r>
+      <w:proofErr w:type="spellEnd"/>
+      <w:r>
+        <w:t xml:space="preserve"> урожая и сбыт. Сила: контроль денежного вы</w:t>
       </w:r>
       <w:r>
         <w:t>хода и условий продажи. Слабость: пока редко глубоко в агрономии, но способны быстро туда зайти.</w:t>
@@ -2185,7 +2594,47 @@
         <w:jc w:val="both"/>
       </w:pPr>
       <w:r>
-        <w:t xml:space="preserve">Функция: internal best practices, цифровые двойники, маржинальное планирование. Сила: реальные operating systems в действии. Слабость: пока в </w:t>
+        <w:t xml:space="preserve">Функция: </w:t>
+      </w:r>
+      <w:proofErr w:type="spellStart"/>
+      <w:r>
+        <w:t>internal</w:t>
+      </w:r>
+      <w:proofErr w:type="spellEnd"/>
+      <w:r>
+        <w:t xml:space="preserve"> </w:t>
+      </w:r>
+      <w:proofErr w:type="spellStart"/>
+      <w:r>
+        <w:t>best</w:t>
+      </w:r>
+      <w:proofErr w:type="spellEnd"/>
+      <w:r>
+        <w:t xml:space="preserve"> </w:t>
+      </w:r>
+      <w:proofErr w:type="spellStart"/>
+      <w:r>
+        <w:t>practices</w:t>
+      </w:r>
+      <w:proofErr w:type="spellEnd"/>
+      <w:r>
+        <w:t xml:space="preserve">, цифровые двойники, маржинальное планирование. Сила: реальные </w:t>
+      </w:r>
+      <w:proofErr w:type="spellStart"/>
+      <w:r>
+        <w:t>operating</w:t>
+      </w:r>
+      <w:proofErr w:type="spellEnd"/>
+      <w:r>
+        <w:t xml:space="preserve"> </w:t>
+      </w:r>
+      <w:proofErr w:type="spellStart"/>
+      <w:r>
+        <w:t>systems</w:t>
+      </w:r>
+      <w:proofErr w:type="spellEnd"/>
+      <w:r>
+        <w:t xml:space="preserve"> в действии. Слабость: пока в </w:t>
       </w:r>
       <w:r>
         <w:t>основном для себя.</w:t>
@@ -2256,23 +2705,13 @@
       <w:r>
         <w:t xml:space="preserve">Ниже — карта 50 релевантных игроков. Шкала угрозы для RAI: </w:t>
       </w:r>
-      <w:proofErr w:type="spellStart"/>
-      <w:r>
-        <w:rPr>
-          <w:b/>
-          <w:bCs/>
-        </w:rPr>
-        <w:t>Низкая</w:t>
-      </w:r>
-      <w:proofErr w:type="spellEnd"/>
-      <w:r>
-        <w:rPr>
-          <w:b/>
-          <w:bCs/>
-        </w:rPr>
-        <w:t xml:space="preserve"> / </w:t>
-      </w:r>
-      <w:proofErr w:type="spellStart"/>
+      <w:r>
+        <w:rPr>
+          <w:b/>
+          <w:bCs/>
+        </w:rPr>
+        <w:t xml:space="preserve">Низкая / </w:t>
+      </w:r>
       <w:r>
         <w:rPr>
           <w:b/>
@@ -2280,29 +2719,12 @@
         </w:rPr>
         <w:t>Сред</w:t>
       </w:r>
-      <w:proofErr w:type="spellEnd"/>
-      <w:r>
-        <w:rPr>
-          <w:b/>
-          <w:bCs/>
-        </w:rPr>
-        <w:t xml:space="preserve"> / </w:t>
-      </w:r>
-      <w:proofErr w:type="spellStart"/>
-      <w:r>
-        <w:rPr>
-          <w:b/>
-          <w:bCs/>
-        </w:rPr>
-        <w:t>Высокая</w:t>
-      </w:r>
-      <w:proofErr w:type="spellEnd"/>
-      <w:r>
-        <w:rPr>
-          <w:b/>
-          <w:bCs/>
-        </w:rPr>
-        <w:t xml:space="preserve"> / Системная</w:t>
+      <w:r>
+        <w:rPr>
+          <w:b/>
+          <w:bCs/>
+        </w:rPr>
+        <w:t xml:space="preserve"> / Высокая / Системная</w:t>
       </w:r>
       <w:r>
         <w:t>.</w:t>
@@ -2518,8 +2940,14 @@
               <w:jc w:val="both"/>
             </w:pPr>
             <w:r>
-              <w:t>Агро Эксперт Груп</w:t>
-            </w:r>
+              <w:t xml:space="preserve">Агро Эксперт </w:t>
+            </w:r>
+            <w:proofErr w:type="spellStart"/>
+            <w:r>
+              <w:lastRenderedPageBreak/>
+              <w:t>Груп</w:t>
+            </w:r>
+            <w:proofErr w:type="spellEnd"/>
           </w:p>
         </w:tc>
         <w:tc>
@@ -2532,6 +2960,7 @@
               <w:jc w:val="both"/>
             </w:pPr>
             <w:r>
+              <w:lastRenderedPageBreak/>
               <w:t>агросервис</w:t>
             </w:r>
           </w:p>
@@ -2545,9 +2974,15 @@
               <w:pStyle w:val="Compact"/>
               <w:jc w:val="both"/>
             </w:pPr>
-            <w:r>
-              <w:t>агросопровождение</w:t>
-            </w:r>
+            <w:proofErr w:type="spellStart"/>
+            <w:r>
+              <w:t>агросопровож</w:t>
+            </w:r>
+            <w:r>
+              <w:lastRenderedPageBreak/>
+              <w:t>дение</w:t>
+            </w:r>
+            <w:proofErr w:type="spellEnd"/>
           </w:p>
         </w:tc>
         <w:tc>
@@ -2559,9 +2994,16 @@
               <w:pStyle w:val="Compact"/>
               <w:jc w:val="both"/>
             </w:pPr>
-            <w:r>
-              <w:t>bundled</w:t>
-            </w:r>
+            <w:proofErr w:type="spellStart"/>
+            <w:r>
+              <w:lastRenderedPageBreak/>
+              <w:t>bundle</w:t>
+            </w:r>
+            <w:r>
+              <w:lastRenderedPageBreak/>
+              <w:t>d</w:t>
+            </w:r>
+            <w:proofErr w:type="spellEnd"/>
           </w:p>
         </w:tc>
         <w:tc>
@@ -2574,7 +3016,12 @@
               <w:jc w:val="both"/>
             </w:pPr>
             <w:r>
-              <w:t>СЗР/сервис</w:t>
+              <w:lastRenderedPageBreak/>
+              <w:t>СЗР/сер</w:t>
+            </w:r>
+            <w:r>
+              <w:lastRenderedPageBreak/>
+              <w:t>вис</w:t>
             </w:r>
           </w:p>
         </w:tc>
@@ -2588,11 +3035,12 @@
               <w:jc w:val="both"/>
             </w:pPr>
             <w:r>
-              <w:t>федераль</w:t>
-            </w:r>
-            <w:r>
               <w:lastRenderedPageBreak/>
-              <w:t>ный</w:t>
+              <w:t>фе</w:t>
+            </w:r>
+            <w:r>
+              <w:lastRenderedPageBreak/>
+              <w:t>деральный</w:t>
             </w:r>
           </w:p>
         </w:tc>
@@ -2605,12 +3053,10 @@
               <w:pStyle w:val="Compact"/>
               <w:jc w:val="both"/>
             </w:pPr>
-            <w:proofErr w:type="spellStart"/>
             <w:r>
               <w:lastRenderedPageBreak/>
               <w:t>сред</w:t>
             </w:r>
-            <w:proofErr w:type="spellEnd"/>
           </w:p>
         </w:tc>
         <w:tc>
@@ -2654,9 +3100,11 @@
               <w:pStyle w:val="Compact"/>
               <w:jc w:val="both"/>
             </w:pPr>
+            <w:proofErr w:type="spellStart"/>
             <w:r>
               <w:t>Агриконсалт</w:t>
             </w:r>
+            <w:proofErr w:type="spellEnd"/>
           </w:p>
         </w:tc>
         <w:tc>
@@ -2696,9 +3144,11 @@
               <w:pStyle w:val="Compact"/>
               <w:jc w:val="both"/>
             </w:pPr>
+            <w:proofErr w:type="spellStart"/>
             <w:r>
               <w:t>project</w:t>
             </w:r>
+            <w:proofErr w:type="spellEnd"/>
           </w:p>
         </w:tc>
         <w:tc>
@@ -2738,11 +3188,9 @@
               <w:pStyle w:val="Compact"/>
               <w:jc w:val="both"/>
             </w:pPr>
-            <w:proofErr w:type="spellStart"/>
             <w:r>
               <w:t>низ</w:t>
             </w:r>
-            <w:proofErr w:type="spellEnd"/>
           </w:p>
         </w:tc>
         <w:tc>
@@ -2754,11 +3202,9 @@
               <w:pStyle w:val="Compact"/>
               <w:jc w:val="both"/>
             </w:pPr>
-            <w:proofErr w:type="spellStart"/>
             <w:r>
               <w:t>низ</w:t>
             </w:r>
-            <w:proofErr w:type="spellEnd"/>
           </w:p>
         </w:tc>
       </w:tr>
@@ -2828,9 +3274,11 @@
               <w:pStyle w:val="Compact"/>
               <w:jc w:val="both"/>
             </w:pPr>
+            <w:proofErr w:type="spellStart"/>
             <w:r>
               <w:t>service</w:t>
             </w:r>
+            <w:proofErr w:type="spellEnd"/>
           </w:p>
         </w:tc>
         <w:tc>
@@ -2870,11 +3318,9 @@
               <w:pStyle w:val="Compact"/>
               <w:jc w:val="both"/>
             </w:pPr>
-            <w:proofErr w:type="spellStart"/>
             <w:r>
               <w:t>сред</w:t>
             </w:r>
-            <w:proofErr w:type="spellEnd"/>
           </w:p>
         </w:tc>
         <w:tc>
@@ -2886,11 +3332,9 @@
               <w:pStyle w:val="Compact"/>
               <w:jc w:val="both"/>
             </w:pPr>
-            <w:proofErr w:type="spellStart"/>
             <w:r>
               <w:t>сред</w:t>
             </w:r>
-            <w:proofErr w:type="spellEnd"/>
           </w:p>
         </w:tc>
       </w:tr>
@@ -2918,8 +3362,13 @@
               <w:pStyle w:val="Compact"/>
               <w:jc w:val="both"/>
             </w:pPr>
-            <w:r>
-              <w:t>Агроанализ-Дон</w:t>
+            <w:proofErr w:type="spellStart"/>
+            <w:r>
+              <w:t>Агроанализ</w:t>
+            </w:r>
+            <w:proofErr w:type="spellEnd"/>
+            <w:r>
+              <w:t>-Дон</w:t>
             </w:r>
           </w:p>
         </w:tc>
@@ -2960,9 +3409,19 @@
               <w:pStyle w:val="Compact"/>
               <w:jc w:val="both"/>
             </w:pPr>
-            <w:r>
-              <w:t>service/bundled</w:t>
-            </w:r>
+            <w:proofErr w:type="spellStart"/>
+            <w:r>
+              <w:t>service</w:t>
+            </w:r>
+            <w:proofErr w:type="spellEnd"/>
+            <w:r>
+              <w:t>/</w:t>
+            </w:r>
+            <w:proofErr w:type="spellStart"/>
+            <w:r>
+              <w:t>bundled</w:t>
+            </w:r>
+            <w:proofErr w:type="spellEnd"/>
           </w:p>
         </w:tc>
         <w:tc>
@@ -3002,11 +3461,9 @@
               <w:pStyle w:val="Compact"/>
               <w:jc w:val="both"/>
             </w:pPr>
-            <w:proofErr w:type="spellStart"/>
             <w:r>
               <w:t>сред</w:t>
             </w:r>
-            <w:proofErr w:type="spellEnd"/>
           </w:p>
         </w:tc>
         <w:tc>
@@ -3018,11 +3475,9 @@
               <w:pStyle w:val="Compact"/>
               <w:jc w:val="both"/>
             </w:pPr>
-            <w:proofErr w:type="spellStart"/>
             <w:r>
               <w:t>сред</w:t>
             </w:r>
-            <w:proofErr w:type="spellEnd"/>
           </w:p>
         </w:tc>
       </w:tr>
@@ -3092,9 +3547,11 @@
               <w:pStyle w:val="Compact"/>
               <w:jc w:val="both"/>
             </w:pPr>
+            <w:proofErr w:type="spellStart"/>
             <w:r>
               <w:t>service</w:t>
             </w:r>
+            <w:proofErr w:type="spellEnd"/>
           </w:p>
         </w:tc>
         <w:tc>
@@ -3134,11 +3591,9 @@
               <w:pStyle w:val="Compact"/>
               <w:jc w:val="both"/>
             </w:pPr>
-            <w:proofErr w:type="spellStart"/>
             <w:r>
               <w:t>низ</w:t>
             </w:r>
-            <w:proofErr w:type="spellEnd"/>
           </w:p>
         </w:tc>
         <w:tc>
@@ -3150,11 +3605,9 @@
               <w:pStyle w:val="Compact"/>
               <w:jc w:val="both"/>
             </w:pPr>
-            <w:proofErr w:type="spellStart"/>
             <w:r>
               <w:t>низ</w:t>
             </w:r>
-            <w:proofErr w:type="spellEnd"/>
           </w:p>
         </w:tc>
       </w:tr>
@@ -3182,9 +3635,11 @@
               <w:pStyle w:val="Compact"/>
               <w:jc w:val="both"/>
             </w:pPr>
+            <w:proofErr w:type="spellStart"/>
             <w:r>
               <w:t>АгроПлюс</w:t>
             </w:r>
+            <w:proofErr w:type="spellEnd"/>
           </w:p>
         </w:tc>
         <w:tc>
@@ -3224,9 +3679,11 @@
               <w:pStyle w:val="Compact"/>
               <w:jc w:val="both"/>
             </w:pPr>
+            <w:proofErr w:type="spellStart"/>
             <w:r>
               <w:t>service</w:t>
             </w:r>
+            <w:proofErr w:type="spellEnd"/>
           </w:p>
         </w:tc>
         <w:tc>
@@ -3266,11 +3723,9 @@
               <w:pStyle w:val="Compact"/>
               <w:jc w:val="both"/>
             </w:pPr>
-            <w:proofErr w:type="spellStart"/>
             <w:r>
               <w:t>низ</w:t>
             </w:r>
-            <w:proofErr w:type="spellEnd"/>
           </w:p>
         </w:tc>
         <w:tc>
@@ -3282,11 +3737,9 @@
               <w:pStyle w:val="Compact"/>
               <w:jc w:val="both"/>
             </w:pPr>
-            <w:proofErr w:type="spellStart"/>
             <w:r>
               <w:t>низ</w:t>
             </w:r>
-            <w:proofErr w:type="spellEnd"/>
           </w:p>
         </w:tc>
       </w:tr>
@@ -3342,9 +3795,11 @@
               <w:pStyle w:val="Compact"/>
               <w:jc w:val="both"/>
             </w:pPr>
+            <w:proofErr w:type="spellStart"/>
             <w:r>
               <w:t>агрохимсервис</w:t>
             </w:r>
+            <w:proofErr w:type="spellEnd"/>
           </w:p>
         </w:tc>
         <w:tc>
@@ -3356,9 +3811,11 @@
               <w:pStyle w:val="Compact"/>
               <w:jc w:val="both"/>
             </w:pPr>
+            <w:proofErr w:type="spellStart"/>
             <w:r>
               <w:t>bundled</w:t>
             </w:r>
+            <w:proofErr w:type="spellEnd"/>
           </w:p>
         </w:tc>
         <w:tc>
@@ -3398,11 +3855,9 @@
               <w:pStyle w:val="Compact"/>
               <w:jc w:val="both"/>
             </w:pPr>
-            <w:proofErr w:type="spellStart"/>
             <w:r>
               <w:t>сред</w:t>
             </w:r>
-            <w:proofErr w:type="spellEnd"/>
           </w:p>
         </w:tc>
         <w:tc>
@@ -3488,9 +3943,11 @@
               <w:pStyle w:val="Compact"/>
               <w:jc w:val="both"/>
             </w:pPr>
+            <w:proofErr w:type="spellStart"/>
             <w:r>
               <w:t>bundled</w:t>
             </w:r>
+            <w:proofErr w:type="spellEnd"/>
           </w:p>
         </w:tc>
         <w:tc>
@@ -3530,11 +3987,9 @@
               <w:pStyle w:val="Compact"/>
               <w:jc w:val="both"/>
             </w:pPr>
-            <w:proofErr w:type="spellStart"/>
             <w:r>
               <w:t>сред</w:t>
             </w:r>
-            <w:proofErr w:type="spellEnd"/>
           </w:p>
         </w:tc>
         <w:tc>
@@ -3579,8 +4034,13 @@
               <w:jc w:val="both"/>
             </w:pPr>
             <w:r>
-              <w:t>Щёлково Агрохим / Betaren</w:t>
-            </w:r>
+              <w:t xml:space="preserve">Щёлково Агрохим / </w:t>
+            </w:r>
+            <w:proofErr w:type="spellStart"/>
+            <w:r>
+              <w:t>Betaren</w:t>
+            </w:r>
+            <w:proofErr w:type="spellEnd"/>
           </w:p>
         </w:tc>
         <w:tc>
@@ -3607,8 +4067,13 @@
               <w:jc w:val="both"/>
             </w:pPr>
             <w:r>
-              <w:t>массовое агросопровождение</w:t>
-            </w:r>
+              <w:t xml:space="preserve">массовое </w:t>
+            </w:r>
+            <w:proofErr w:type="spellStart"/>
+            <w:r>
+              <w:t>агросопровождение</w:t>
+            </w:r>
+            <w:proofErr w:type="spellEnd"/>
           </w:p>
         </w:tc>
         <w:tc>
@@ -3620,9 +4085,11 @@
               <w:pStyle w:val="Compact"/>
               <w:jc w:val="both"/>
             </w:pPr>
+            <w:proofErr w:type="spellStart"/>
             <w:r>
               <w:t>bundled</w:t>
             </w:r>
+            <w:proofErr w:type="spellEnd"/>
           </w:p>
         </w:tc>
         <w:tc>
@@ -3662,11 +4129,9 @@
               <w:pStyle w:val="Compact"/>
               <w:jc w:val="both"/>
             </w:pPr>
-            <w:proofErr w:type="spellStart"/>
             <w:r>
               <w:t>сред</w:t>
             </w:r>
-            <w:proofErr w:type="spellEnd"/>
           </w:p>
         </w:tc>
         <w:tc>
@@ -3752,9 +4217,11 @@
               <w:pStyle w:val="Compact"/>
               <w:jc w:val="both"/>
             </w:pPr>
+            <w:proofErr w:type="spellStart"/>
             <w:r>
               <w:t>bundled</w:t>
             </w:r>
+            <w:proofErr w:type="spellEnd"/>
           </w:p>
         </w:tc>
         <w:tc>
@@ -3794,11 +4261,9 @@
               <w:pStyle w:val="Compact"/>
               <w:jc w:val="both"/>
             </w:pPr>
-            <w:proofErr w:type="spellStart"/>
             <w:r>
               <w:t>сред</w:t>
             </w:r>
-            <w:proofErr w:type="spellEnd"/>
           </w:p>
         </w:tc>
         <w:tc>
@@ -3842,9 +4307,11 @@
               <w:pStyle w:val="Compact"/>
               <w:jc w:val="both"/>
             </w:pPr>
+            <w:proofErr w:type="spellStart"/>
             <w:r>
               <w:t>АгроСигнал</w:t>
             </w:r>
+            <w:proofErr w:type="spellEnd"/>
           </w:p>
         </w:tc>
         <w:tc>
@@ -3856,9 +4323,19 @@
               <w:pStyle w:val="Compact"/>
               <w:jc w:val="both"/>
             </w:pPr>
-            <w:r>
-              <w:t>AgTech platform</w:t>
-            </w:r>
+            <w:proofErr w:type="spellStart"/>
+            <w:r>
+              <w:t>AgTech</w:t>
+            </w:r>
+            <w:proofErr w:type="spellEnd"/>
+            <w:r>
+              <w:t xml:space="preserve"> </w:t>
+            </w:r>
+            <w:proofErr w:type="spellStart"/>
+            <w:r>
+              <w:t>platform</w:t>
+            </w:r>
+            <w:proofErr w:type="spellEnd"/>
           </w:p>
         </w:tc>
         <w:tc>
@@ -3884,9 +4361,11 @@
               <w:pStyle w:val="Compact"/>
               <w:jc w:val="both"/>
             </w:pPr>
+            <w:proofErr w:type="spellStart"/>
             <w:r>
               <w:t>SaaS</w:t>
             </w:r>
+            <w:proofErr w:type="spellEnd"/>
           </w:p>
         </w:tc>
         <w:tc>
@@ -3974,9 +4453,11 @@
               <w:pStyle w:val="Compact"/>
               <w:jc w:val="both"/>
             </w:pPr>
+            <w:proofErr w:type="spellStart"/>
             <w:r>
               <w:t>ExactFarming</w:t>
             </w:r>
+            <w:proofErr w:type="spellEnd"/>
           </w:p>
         </w:tc>
         <w:tc>
@@ -3988,9 +4469,19 @@
               <w:pStyle w:val="Compact"/>
               <w:jc w:val="both"/>
             </w:pPr>
-            <w:r>
-              <w:t>AgTech platform</w:t>
-            </w:r>
+            <w:proofErr w:type="spellStart"/>
+            <w:r>
+              <w:t>AgTech</w:t>
+            </w:r>
+            <w:proofErr w:type="spellEnd"/>
+            <w:r>
+              <w:t xml:space="preserve"> </w:t>
+            </w:r>
+            <w:proofErr w:type="spellStart"/>
+            <w:r>
+              <w:t>platform</w:t>
+            </w:r>
+            <w:proofErr w:type="spellEnd"/>
           </w:p>
         </w:tc>
         <w:tc>
@@ -4002,9 +4493,19 @@
               <w:pStyle w:val="Compact"/>
               <w:jc w:val="both"/>
             </w:pPr>
-            <w:r>
-              <w:t>digital agronomy</w:t>
-            </w:r>
+            <w:proofErr w:type="spellStart"/>
+            <w:r>
+              <w:t>digital</w:t>
+            </w:r>
+            <w:proofErr w:type="spellEnd"/>
+            <w:r>
+              <w:t xml:space="preserve"> </w:t>
+            </w:r>
+            <w:proofErr w:type="spellStart"/>
+            <w:r>
+              <w:t>agronomy</w:t>
+            </w:r>
+            <w:proofErr w:type="spellEnd"/>
           </w:p>
         </w:tc>
         <w:tc>
@@ -4016,9 +4517,11 @@
               <w:pStyle w:val="Compact"/>
               <w:jc w:val="both"/>
             </w:pPr>
+            <w:proofErr w:type="spellStart"/>
             <w:r>
               <w:t>SaaS</w:t>
             </w:r>
+            <w:proofErr w:type="spellEnd"/>
           </w:p>
         </w:tc>
         <w:tc>
@@ -4106,9 +4609,11 @@
               <w:pStyle w:val="Compact"/>
               <w:jc w:val="both"/>
             </w:pPr>
+            <w:proofErr w:type="spellStart"/>
             <w:r>
               <w:t>AssistAgro</w:t>
             </w:r>
+            <w:proofErr w:type="spellEnd"/>
           </w:p>
         </w:tc>
         <w:tc>
@@ -4120,9 +4625,19 @@
               <w:pStyle w:val="Compact"/>
               <w:jc w:val="both"/>
             </w:pPr>
-            <w:r>
-              <w:t>AgTech platform</w:t>
-            </w:r>
+            <w:proofErr w:type="spellStart"/>
+            <w:r>
+              <w:t>AgTech</w:t>
+            </w:r>
+            <w:proofErr w:type="spellEnd"/>
+            <w:r>
+              <w:t xml:space="preserve"> </w:t>
+            </w:r>
+            <w:proofErr w:type="spellStart"/>
+            <w:r>
+              <w:t>platform</w:t>
+            </w:r>
+            <w:proofErr w:type="spellEnd"/>
           </w:p>
         </w:tc>
         <w:tc>
@@ -4148,9 +4663,11 @@
               <w:pStyle w:val="Compact"/>
               <w:jc w:val="both"/>
             </w:pPr>
+            <w:proofErr w:type="spellStart"/>
             <w:r>
               <w:t>SaaS</w:t>
             </w:r>
+            <w:proofErr w:type="spellEnd"/>
           </w:p>
         </w:tc>
         <w:tc>
@@ -4239,8 +4756,13 @@
               <w:jc w:val="both"/>
             </w:pPr>
             <w:r>
-              <w:t>История поля / Геомир</w:t>
-            </w:r>
+              <w:t xml:space="preserve">История поля / </w:t>
+            </w:r>
+            <w:proofErr w:type="spellStart"/>
+            <w:r>
+              <w:t>Геомир</w:t>
+            </w:r>
+            <w:proofErr w:type="spellEnd"/>
           </w:p>
         </w:tc>
         <w:tc>
@@ -4252,9 +4774,19 @@
               <w:pStyle w:val="Compact"/>
               <w:jc w:val="both"/>
             </w:pPr>
-            <w:r>
-              <w:t>AgTech platform</w:t>
-            </w:r>
+            <w:proofErr w:type="spellStart"/>
+            <w:r>
+              <w:t>AgTech</w:t>
+            </w:r>
+            <w:proofErr w:type="spellEnd"/>
+            <w:r>
+              <w:t xml:space="preserve"> </w:t>
+            </w:r>
+            <w:proofErr w:type="spellStart"/>
+            <w:r>
+              <w:t>platform</w:t>
+            </w:r>
+            <w:proofErr w:type="spellEnd"/>
           </w:p>
         </w:tc>
         <w:tc>
@@ -4266,9 +4798,11 @@
               <w:pStyle w:val="Compact"/>
               <w:jc w:val="both"/>
             </w:pPr>
+            <w:proofErr w:type="spellStart"/>
             <w:r>
               <w:t>планирование+контроль</w:t>
             </w:r>
+            <w:proofErr w:type="spellEnd"/>
           </w:p>
         </w:tc>
         <w:tc>
@@ -4280,9 +4814,19 @@
               <w:pStyle w:val="Compact"/>
               <w:jc w:val="both"/>
             </w:pPr>
-            <w:r>
-              <w:t>SaaS/project</w:t>
-            </w:r>
+            <w:proofErr w:type="spellStart"/>
+            <w:r>
+              <w:t>SaaS</w:t>
+            </w:r>
+            <w:proofErr w:type="spellEnd"/>
+            <w:r>
+              <w:t>/</w:t>
+            </w:r>
+            <w:proofErr w:type="spellStart"/>
+            <w:r>
+              <w:t>project</w:t>
+            </w:r>
+            <w:proofErr w:type="spellEnd"/>
           </w:p>
         </w:tc>
         <w:tc>
@@ -4370,9 +4914,11 @@
               <w:pStyle w:val="Compact"/>
               <w:jc w:val="both"/>
             </w:pPr>
+            <w:proofErr w:type="spellStart"/>
             <w:r>
               <w:t>OneSoil</w:t>
             </w:r>
+            <w:proofErr w:type="spellEnd"/>
           </w:p>
         </w:tc>
         <w:tc>
@@ -4384,9 +4930,19 @@
               <w:pStyle w:val="Compact"/>
               <w:jc w:val="both"/>
             </w:pPr>
-            <w:r>
-              <w:t>precision ag</w:t>
-            </w:r>
+            <w:proofErr w:type="spellStart"/>
+            <w:r>
+              <w:t>precision</w:t>
+            </w:r>
+            <w:proofErr w:type="spellEnd"/>
+            <w:r>
+              <w:t xml:space="preserve"> </w:t>
+            </w:r>
+            <w:proofErr w:type="spellStart"/>
+            <w:r>
+              <w:t>ag</w:t>
+            </w:r>
+            <w:proofErr w:type="spellEnd"/>
           </w:p>
         </w:tc>
         <w:tc>
@@ -4399,8 +4955,13 @@
               <w:jc w:val="both"/>
             </w:pPr>
             <w:r>
-              <w:t>NDVI/дифвнесение</w:t>
-            </w:r>
+              <w:t>NDVI/</w:t>
+            </w:r>
+            <w:proofErr w:type="spellStart"/>
+            <w:r>
+              <w:t>дифвнесение</w:t>
+            </w:r>
+            <w:proofErr w:type="spellEnd"/>
           </w:p>
         </w:tc>
         <w:tc>
@@ -4412,9 +4973,19 @@
               <w:pStyle w:val="Compact"/>
               <w:jc w:val="both"/>
             </w:pPr>
-            <w:r>
-              <w:t>freemium/SaaS</w:t>
-            </w:r>
+            <w:proofErr w:type="spellStart"/>
+            <w:r>
+              <w:t>freemium</w:t>
+            </w:r>
+            <w:proofErr w:type="spellEnd"/>
+            <w:r>
+              <w:t>/</w:t>
+            </w:r>
+            <w:proofErr w:type="spellStart"/>
+            <w:r>
+              <w:t>SaaS</w:t>
+            </w:r>
+            <w:proofErr w:type="spellEnd"/>
           </w:p>
         </w:tc>
         <w:tc>
@@ -4470,11 +5041,9 @@
               <w:pStyle w:val="Compact"/>
               <w:jc w:val="both"/>
             </w:pPr>
-            <w:proofErr w:type="spellStart"/>
             <w:r>
               <w:t>сред</w:t>
             </w:r>
-            <w:proofErr w:type="spellEnd"/>
           </w:p>
         </w:tc>
       </w:tr>
@@ -4489,6 +5058,7 @@
               <w:jc w:val="both"/>
             </w:pPr>
             <w:r>
+              <w:lastRenderedPageBreak/>
               <w:t>16</w:t>
             </w:r>
           </w:p>
@@ -4502,9 +5072,19 @@
               <w:pStyle w:val="Compact"/>
               <w:jc w:val="both"/>
             </w:pPr>
-            <w:r>
-              <w:t>Cropwise / Cropio</w:t>
-            </w:r>
+            <w:proofErr w:type="spellStart"/>
+            <w:r>
+              <w:t>Cropwise</w:t>
+            </w:r>
+            <w:proofErr w:type="spellEnd"/>
+            <w:r>
+              <w:t xml:space="preserve"> / </w:t>
+            </w:r>
+            <w:proofErr w:type="spellStart"/>
+            <w:r>
+              <w:t>Cropio</w:t>
+            </w:r>
+            <w:proofErr w:type="spellEnd"/>
           </w:p>
         </w:tc>
         <w:tc>
@@ -4516,9 +5096,19 @@
               <w:pStyle w:val="Compact"/>
               <w:jc w:val="both"/>
             </w:pPr>
-            <w:r>
-              <w:t>global platform</w:t>
-            </w:r>
+            <w:proofErr w:type="spellStart"/>
+            <w:r>
+              <w:t>global</w:t>
+            </w:r>
+            <w:proofErr w:type="spellEnd"/>
+            <w:r>
+              <w:t xml:space="preserve"> </w:t>
+            </w:r>
+            <w:proofErr w:type="spellStart"/>
+            <w:r>
+              <w:t>platform</w:t>
+            </w:r>
+            <w:proofErr w:type="spellEnd"/>
           </w:p>
         </w:tc>
         <w:tc>
@@ -4544,9 +5134,19 @@
               <w:pStyle w:val="Compact"/>
               <w:jc w:val="both"/>
             </w:pPr>
-            <w:r>
-              <w:t>SaaS/bundled</w:t>
-            </w:r>
+            <w:proofErr w:type="spellStart"/>
+            <w:r>
+              <w:t>SaaS</w:t>
+            </w:r>
+            <w:proofErr w:type="spellEnd"/>
+            <w:r>
+              <w:t>/</w:t>
+            </w:r>
+            <w:proofErr w:type="spellStart"/>
+            <w:r>
+              <w:t>bundled</w:t>
+            </w:r>
+            <w:proofErr w:type="spellEnd"/>
           </w:p>
         </w:tc>
         <w:tc>
@@ -4558,9 +5158,11 @@
               <w:pStyle w:val="Compact"/>
               <w:jc w:val="both"/>
             </w:pPr>
+            <w:proofErr w:type="spellStart"/>
             <w:r>
               <w:t>сервис+Syngenta</w:t>
             </w:r>
+            <w:proofErr w:type="spellEnd"/>
           </w:p>
         </w:tc>
         <w:tc>
@@ -4621,7 +5223,6 @@
               <w:jc w:val="both"/>
             </w:pPr>
             <w:r>
-              <w:lastRenderedPageBreak/>
               <w:t>17</w:t>
             </w:r>
           </w:p>
@@ -4635,9 +5236,11 @@
               <w:pStyle w:val="Compact"/>
               <w:jc w:val="both"/>
             </w:pPr>
+            <w:proofErr w:type="spellStart"/>
             <w:r>
               <w:t>Xarvio</w:t>
             </w:r>
+            <w:proofErr w:type="spellEnd"/>
           </w:p>
         </w:tc>
         <w:tc>
@@ -4649,9 +5252,19 @@
               <w:pStyle w:val="Compact"/>
               <w:jc w:val="both"/>
             </w:pPr>
-            <w:r>
-              <w:t>global platform</w:t>
-            </w:r>
+            <w:proofErr w:type="spellStart"/>
+            <w:r>
+              <w:t>global</w:t>
+            </w:r>
+            <w:proofErr w:type="spellEnd"/>
+            <w:r>
+              <w:t xml:space="preserve"> </w:t>
+            </w:r>
+            <w:proofErr w:type="spellStart"/>
+            <w:r>
+              <w:t>platform</w:t>
+            </w:r>
+            <w:proofErr w:type="spellEnd"/>
           </w:p>
         </w:tc>
         <w:tc>
@@ -4663,9 +5276,27 @@
               <w:pStyle w:val="Compact"/>
               <w:jc w:val="both"/>
             </w:pPr>
-            <w:r>
-              <w:t>digital crop protection</w:t>
-            </w:r>
+            <w:proofErr w:type="spellStart"/>
+            <w:r>
+              <w:t>digital</w:t>
+            </w:r>
+            <w:proofErr w:type="spellEnd"/>
+            <w:r>
+              <w:t xml:space="preserve"> </w:t>
+            </w:r>
+            <w:proofErr w:type="spellStart"/>
+            <w:r>
+              <w:t>crop</w:t>
+            </w:r>
+            <w:proofErr w:type="spellEnd"/>
+            <w:r>
+              <w:t xml:space="preserve"> </w:t>
+            </w:r>
+            <w:proofErr w:type="spellStart"/>
+            <w:r>
+              <w:t>protection</w:t>
+            </w:r>
+            <w:proofErr w:type="spellEnd"/>
           </w:p>
         </w:tc>
         <w:tc>
@@ -4677,9 +5308,19 @@
               <w:pStyle w:val="Compact"/>
               <w:jc w:val="both"/>
             </w:pPr>
-            <w:r>
-              <w:t>SaaS/bundled</w:t>
-            </w:r>
+            <w:proofErr w:type="spellStart"/>
+            <w:r>
+              <w:t>SaaS</w:t>
+            </w:r>
+            <w:proofErr w:type="spellEnd"/>
+            <w:r>
+              <w:t>/</w:t>
+            </w:r>
+            <w:proofErr w:type="spellStart"/>
+            <w:r>
+              <w:t>bundled</w:t>
+            </w:r>
+            <w:proofErr w:type="spellEnd"/>
           </w:p>
         </w:tc>
         <w:tc>
@@ -4691,9 +5332,11 @@
               <w:pStyle w:val="Compact"/>
               <w:jc w:val="both"/>
             </w:pPr>
+            <w:proofErr w:type="spellStart"/>
             <w:r>
               <w:t>сервис+продукты</w:t>
             </w:r>
+            <w:proofErr w:type="spellEnd"/>
           </w:p>
         </w:tc>
         <w:tc>
@@ -4735,11 +5378,9 @@
               <w:pStyle w:val="Compact"/>
               <w:jc w:val="both"/>
             </w:pPr>
-            <w:proofErr w:type="spellStart"/>
             <w:r>
               <w:t>сред</w:t>
             </w:r>
-            <w:proofErr w:type="spellEnd"/>
           </w:p>
         </w:tc>
       </w:tr>
@@ -4767,8 +5408,29 @@
               <w:pStyle w:val="Compact"/>
               <w:jc w:val="both"/>
             </w:pPr>
-            <w:r>
-              <w:t>Corteva digital / Granular Link</w:t>
+            <w:proofErr w:type="spellStart"/>
+            <w:r>
+              <w:t>Corteva</w:t>
+            </w:r>
+            <w:proofErr w:type="spellEnd"/>
+            <w:r>
+              <w:t xml:space="preserve"> </w:t>
+            </w:r>
+            <w:proofErr w:type="spellStart"/>
+            <w:r>
+              <w:t>digital</w:t>
+            </w:r>
+            <w:proofErr w:type="spellEnd"/>
+            <w:r>
+              <w:t xml:space="preserve"> / </w:t>
+            </w:r>
+            <w:proofErr w:type="spellStart"/>
+            <w:r>
+              <w:t>Granular</w:t>
+            </w:r>
+            <w:proofErr w:type="spellEnd"/>
+            <w:r>
+              <w:t xml:space="preserve"> Link</w:t>
             </w:r>
           </w:p>
         </w:tc>
@@ -4781,9 +5443,19 @@
               <w:pStyle w:val="Compact"/>
               <w:jc w:val="both"/>
             </w:pPr>
-            <w:r>
-              <w:t>global input+digital</w:t>
-            </w:r>
+            <w:proofErr w:type="spellStart"/>
+            <w:r>
+              <w:t>global</w:t>
+            </w:r>
+            <w:proofErr w:type="spellEnd"/>
+            <w:r>
+              <w:t xml:space="preserve"> </w:t>
+            </w:r>
+            <w:proofErr w:type="spellStart"/>
+            <w:r>
+              <w:t>input+digital</w:t>
+            </w:r>
+            <w:proofErr w:type="spellEnd"/>
           </w:p>
         </w:tc>
         <w:tc>
@@ -4809,9 +5481,11 @@
               <w:pStyle w:val="Compact"/>
               <w:jc w:val="both"/>
             </w:pPr>
+            <w:proofErr w:type="spellStart"/>
             <w:r>
               <w:t>bundled</w:t>
             </w:r>
+            <w:proofErr w:type="spellEnd"/>
           </w:p>
         </w:tc>
         <w:tc>
@@ -4867,11 +5541,9 @@
               <w:pStyle w:val="Compact"/>
               <w:jc w:val="both"/>
             </w:pPr>
-            <w:proofErr w:type="spellStart"/>
             <w:r>
               <w:t>сред</w:t>
             </w:r>
-            <w:proofErr w:type="spellEnd"/>
           </w:p>
         </w:tc>
       </w:tr>
@@ -4899,9 +5571,11 @@
               <w:pStyle w:val="Compact"/>
               <w:jc w:val="both"/>
             </w:pPr>
+            <w:proofErr w:type="spellStart"/>
             <w:r>
               <w:t>Farmlink</w:t>
             </w:r>
+            <w:proofErr w:type="spellEnd"/>
           </w:p>
         </w:tc>
         <w:tc>
@@ -4941,9 +5615,11 @@
               <w:pStyle w:val="Compact"/>
               <w:jc w:val="both"/>
             </w:pPr>
+            <w:proofErr w:type="spellStart"/>
             <w:r>
               <w:t>ecosystem</w:t>
             </w:r>
+            <w:proofErr w:type="spellEnd"/>
           </w:p>
         </w:tc>
         <w:tc>
@@ -4983,11 +5659,9 @@
               <w:pStyle w:val="Compact"/>
               <w:jc w:val="both"/>
             </w:pPr>
-            <w:proofErr w:type="spellStart"/>
             <w:r>
               <w:t>сред</w:t>
             </w:r>
-            <w:proofErr w:type="spellEnd"/>
           </w:p>
         </w:tc>
         <w:tc>
@@ -5031,9 +5705,11 @@
               <w:pStyle w:val="Compact"/>
               <w:jc w:val="both"/>
             </w:pPr>
+            <w:proofErr w:type="spellStart"/>
             <w:r>
               <w:t>Своё.Фермерство</w:t>
             </w:r>
+            <w:proofErr w:type="spellEnd"/>
           </w:p>
         </w:tc>
         <w:tc>
@@ -5059,9 +5735,11 @@
               <w:pStyle w:val="Compact"/>
               <w:jc w:val="both"/>
             </w:pPr>
+            <w:proofErr w:type="spellStart"/>
             <w:r>
               <w:t>маркетплейс+сервисы</w:t>
             </w:r>
+            <w:proofErr w:type="spellEnd"/>
           </w:p>
         </w:tc>
         <w:tc>
@@ -5073,9 +5751,11 @@
               <w:pStyle w:val="Compact"/>
               <w:jc w:val="both"/>
             </w:pPr>
+            <w:proofErr w:type="spellStart"/>
             <w:r>
               <w:t>ecosystem</w:t>
             </w:r>
+            <w:proofErr w:type="spellEnd"/>
           </w:p>
         </w:tc>
         <w:tc>
@@ -5087,9 +5767,11 @@
               <w:pStyle w:val="Compact"/>
               <w:jc w:val="both"/>
             </w:pPr>
+            <w:proofErr w:type="spellStart"/>
             <w:r>
               <w:t>комиссии+финансы</w:t>
             </w:r>
+            <w:proofErr w:type="spellEnd"/>
           </w:p>
         </w:tc>
         <w:tc>
@@ -5115,11 +5797,9 @@
               <w:pStyle w:val="Compact"/>
               <w:jc w:val="both"/>
             </w:pPr>
-            <w:proofErr w:type="spellStart"/>
             <w:r>
               <w:t>сред</w:t>
             </w:r>
-            <w:proofErr w:type="spellEnd"/>
           </w:p>
         </w:tc>
         <w:tc>
@@ -5161,9 +5841,11 @@
               <w:pStyle w:val="Compact"/>
               <w:jc w:val="both"/>
             </w:pPr>
+            <w:proofErr w:type="spellStart"/>
             <w:r>
               <w:t>поле.рф</w:t>
             </w:r>
+            <w:proofErr w:type="spellEnd"/>
           </w:p>
         </w:tc>
         <w:tc>
@@ -5203,9 +5885,11 @@
               <w:pStyle w:val="Compact"/>
               <w:jc w:val="both"/>
             </w:pPr>
+            <w:proofErr w:type="spellStart"/>
             <w:r>
               <w:t>ecosystem</w:t>
             </w:r>
+            <w:proofErr w:type="spellEnd"/>
           </w:p>
         </w:tc>
         <w:tc>
@@ -5245,11 +5929,9 @@
               <w:pStyle w:val="Compact"/>
               <w:jc w:val="both"/>
             </w:pPr>
-            <w:proofErr w:type="spellStart"/>
             <w:r>
               <w:t>сред</w:t>
             </w:r>
-            <w:proofErr w:type="spellEnd"/>
           </w:p>
         </w:tc>
         <w:tc>
@@ -5307,9 +5989,11 @@
               <w:pStyle w:val="Compact"/>
               <w:jc w:val="both"/>
             </w:pPr>
+            <w:proofErr w:type="spellStart"/>
             <w:r>
               <w:t>трейдинг+логистика</w:t>
             </w:r>
+            <w:proofErr w:type="spellEnd"/>
           </w:p>
         </w:tc>
         <w:tc>
@@ -5321,8 +6005,13 @@
               <w:pStyle w:val="Compact"/>
               <w:jc w:val="both"/>
             </w:pPr>
-            <w:r>
-              <w:t>контрактование/инфраструктура</w:t>
+            <w:proofErr w:type="spellStart"/>
+            <w:r>
+              <w:t>контрактование</w:t>
+            </w:r>
+            <w:proofErr w:type="spellEnd"/>
+            <w:r>
+              <w:t>/инфраструктура</w:t>
             </w:r>
           </w:p>
         </w:tc>
@@ -5335,9 +6024,11 @@
               <w:pStyle w:val="Compact"/>
               <w:jc w:val="both"/>
             </w:pPr>
+            <w:proofErr w:type="spellStart"/>
             <w:r>
               <w:t>ecosystem</w:t>
             </w:r>
+            <w:proofErr w:type="spellEnd"/>
           </w:p>
         </w:tc>
         <w:tc>
@@ -5377,11 +6068,9 @@
               <w:pStyle w:val="Compact"/>
               <w:jc w:val="both"/>
             </w:pPr>
-            <w:proofErr w:type="spellStart"/>
             <w:r>
               <w:t>сред</w:t>
             </w:r>
-            <w:proofErr w:type="spellEnd"/>
           </w:p>
         </w:tc>
         <w:tc>
@@ -5423,9 +6112,11 @@
               <w:pStyle w:val="Compact"/>
               <w:jc w:val="both"/>
             </w:pPr>
+            <w:proofErr w:type="spellStart"/>
             <w:r>
               <w:t>Smartseeds</w:t>
             </w:r>
+            <w:proofErr w:type="spellEnd"/>
           </w:p>
         </w:tc>
         <w:tc>
@@ -5465,9 +6156,11 @@
               <w:pStyle w:val="Compact"/>
               <w:jc w:val="both"/>
             </w:pPr>
+            <w:proofErr w:type="spellStart"/>
             <w:r>
               <w:t>ecosystem</w:t>
             </w:r>
+            <w:proofErr w:type="spellEnd"/>
           </w:p>
         </w:tc>
         <w:tc>
@@ -5507,11 +6200,9 @@
               <w:pStyle w:val="Compact"/>
               <w:jc w:val="both"/>
             </w:pPr>
-            <w:proofErr w:type="spellStart"/>
             <w:r>
               <w:t>сред</w:t>
             </w:r>
-            <w:proofErr w:type="spellEnd"/>
           </w:p>
         </w:tc>
         <w:tc>
@@ -5523,11 +6214,9 @@
               <w:pStyle w:val="Compact"/>
               <w:jc w:val="both"/>
             </w:pPr>
-            <w:proofErr w:type="spellStart"/>
             <w:r>
               <w:t>сред</w:t>
             </w:r>
-            <w:proofErr w:type="spellEnd"/>
           </w:p>
         </w:tc>
       </w:tr>
@@ -5555,9 +6244,11 @@
               <w:pStyle w:val="Compact"/>
               <w:jc w:val="both"/>
             </w:pPr>
+            <w:proofErr w:type="spellStart"/>
             <w:r>
               <w:t>Россельхозбанк</w:t>
             </w:r>
+            <w:proofErr w:type="spellEnd"/>
           </w:p>
         </w:tc>
         <w:tc>
@@ -5583,9 +6274,11 @@
               <w:pStyle w:val="Compact"/>
               <w:jc w:val="both"/>
             </w:pPr>
+            <w:proofErr w:type="spellStart"/>
             <w:r>
               <w:t>кредиты+экосистема</w:t>
             </w:r>
+            <w:proofErr w:type="spellEnd"/>
           </w:p>
         </w:tc>
         <w:tc>
@@ -5597,9 +6290,11 @@
               <w:pStyle w:val="Compact"/>
               <w:jc w:val="both"/>
             </w:pPr>
+            <w:proofErr w:type="spellStart"/>
             <w:r>
               <w:t>ecosystem</w:t>
             </w:r>
+            <w:proofErr w:type="spellEnd"/>
           </w:p>
         </w:tc>
         <w:tc>
@@ -5639,11 +6334,9 @@
               <w:pStyle w:val="Compact"/>
               <w:jc w:val="both"/>
             </w:pPr>
-            <w:proofErr w:type="spellStart"/>
             <w:r>
               <w:t>сред</w:t>
             </w:r>
-            <w:proofErr w:type="spellEnd"/>
           </w:p>
         </w:tc>
         <w:tc>
@@ -5685,9 +6378,11 @@
               <w:pStyle w:val="Compact"/>
               <w:jc w:val="both"/>
             </w:pPr>
+            <w:proofErr w:type="spellStart"/>
             <w:r>
               <w:t>Сбер</w:t>
             </w:r>
+            <w:proofErr w:type="spellEnd"/>
           </w:p>
         </w:tc>
         <w:tc>
@@ -5727,9 +6422,11 @@
               <w:pStyle w:val="Compact"/>
               <w:jc w:val="both"/>
             </w:pPr>
+            <w:proofErr w:type="spellStart"/>
             <w:r>
               <w:t>ecosystem</w:t>
             </w:r>
+            <w:proofErr w:type="spellEnd"/>
           </w:p>
         </w:tc>
         <w:tc>
@@ -5815,9 +6512,11 @@
               <w:pStyle w:val="Compact"/>
               <w:jc w:val="both"/>
             </w:pPr>
+            <w:proofErr w:type="spellStart"/>
             <w:r>
               <w:t>Агропромцифра</w:t>
             </w:r>
+            <w:proofErr w:type="spellEnd"/>
           </w:p>
         </w:tc>
         <w:tc>
@@ -5829,9 +6528,11 @@
               <w:pStyle w:val="Compact"/>
               <w:jc w:val="both"/>
             </w:pPr>
+            <w:proofErr w:type="spellStart"/>
             <w:r>
               <w:t>госцифра</w:t>
             </w:r>
+            <w:proofErr w:type="spellEnd"/>
           </w:p>
         </w:tc>
         <w:tc>
@@ -5857,9 +6558,11 @@
               <w:pStyle w:val="Compact"/>
               <w:jc w:val="both"/>
             </w:pPr>
+            <w:proofErr w:type="spellStart"/>
             <w:r>
               <w:t>govtech</w:t>
             </w:r>
+            <w:proofErr w:type="spellEnd"/>
           </w:p>
         </w:tc>
         <w:tc>
@@ -5899,11 +6602,9 @@
               <w:pStyle w:val="Compact"/>
               <w:jc w:val="both"/>
             </w:pPr>
-            <w:proofErr w:type="spellStart"/>
             <w:r>
               <w:t>сред</w:t>
             </w:r>
-            <w:proofErr w:type="spellEnd"/>
           </w:p>
         </w:tc>
         <w:tc>
@@ -5973,9 +6674,11 @@
               <w:pStyle w:val="Compact"/>
               <w:jc w:val="both"/>
             </w:pPr>
+            <w:proofErr w:type="spellStart"/>
             <w:r>
               <w:t>учёт+растениеводство</w:t>
             </w:r>
+            <w:proofErr w:type="spellEnd"/>
           </w:p>
         </w:tc>
         <w:tc>
@@ -5987,9 +6690,11 @@
               <w:pStyle w:val="Compact"/>
               <w:jc w:val="both"/>
             </w:pPr>
+            <w:proofErr w:type="spellStart"/>
             <w:r>
               <w:t>license</w:t>
             </w:r>
+            <w:proofErr w:type="spellEnd"/>
           </w:p>
         </w:tc>
         <w:tc>
@@ -6029,11 +6734,9 @@
               <w:pStyle w:val="Compact"/>
               <w:jc w:val="both"/>
             </w:pPr>
-            <w:proofErr w:type="spellStart"/>
             <w:r>
               <w:t>сред</w:t>
             </w:r>
-            <w:proofErr w:type="spellEnd"/>
           </w:p>
         </w:tc>
         <w:tc>
@@ -6077,9 +6780,11 @@
               <w:pStyle w:val="Compact"/>
               <w:jc w:val="both"/>
             </w:pPr>
+            <w:proofErr w:type="spellStart"/>
             <w:r>
               <w:t>ЦПС:АгроХолдинг</w:t>
             </w:r>
+            <w:proofErr w:type="spellEnd"/>
           </w:p>
         </w:tc>
         <w:tc>
@@ -6119,9 +6824,19 @@
               <w:pStyle w:val="Compact"/>
               <w:jc w:val="both"/>
             </w:pPr>
-            <w:r>
-              <w:t>license/project</w:t>
-            </w:r>
+            <w:proofErr w:type="spellStart"/>
+            <w:r>
+              <w:t>license</w:t>
+            </w:r>
+            <w:proofErr w:type="spellEnd"/>
+            <w:r>
+              <w:t>/</w:t>
+            </w:r>
+            <w:proofErr w:type="spellStart"/>
+            <w:r>
+              <w:t>project</w:t>
+            </w:r>
+            <w:proofErr w:type="spellEnd"/>
           </w:p>
         </w:tc>
         <w:tc>
@@ -6161,11 +6876,9 @@
               <w:pStyle w:val="Compact"/>
               <w:jc w:val="both"/>
             </w:pPr>
-            <w:proofErr w:type="spellStart"/>
             <w:r>
               <w:t>сред</w:t>
             </w:r>
-            <w:proofErr w:type="spellEnd"/>
           </w:p>
         </w:tc>
         <w:tc>
@@ -6251,9 +6964,11 @@
               <w:pStyle w:val="Compact"/>
               <w:jc w:val="both"/>
             </w:pPr>
+            <w:proofErr w:type="spellStart"/>
             <w:r>
               <w:t>license</w:t>
             </w:r>
+            <w:proofErr w:type="spellEnd"/>
           </w:p>
         </w:tc>
         <w:tc>
@@ -6293,11 +7008,9 @@
               <w:pStyle w:val="Compact"/>
               <w:jc w:val="both"/>
             </w:pPr>
-            <w:proofErr w:type="spellStart"/>
             <w:r>
               <w:t>сред</w:t>
             </w:r>
-            <w:proofErr w:type="spellEnd"/>
           </w:p>
         </w:tc>
         <w:tc>
@@ -6341,9 +7054,11 @@
               <w:pStyle w:val="Compact"/>
               <w:jc w:val="both"/>
             </w:pPr>
+            <w:proofErr w:type="spellStart"/>
             <w:r>
               <w:t>WireCRM</w:t>
             </w:r>
+            <w:proofErr w:type="spellEnd"/>
           </w:p>
         </w:tc>
         <w:tc>
@@ -6369,8 +7084,13 @@
               <w:pStyle w:val="Compact"/>
               <w:jc w:val="both"/>
             </w:pPr>
-            <w:r>
-              <w:t>кастомные решения</w:t>
+            <w:proofErr w:type="spellStart"/>
+            <w:r>
+              <w:t>кастомные</w:t>
+            </w:r>
+            <w:proofErr w:type="spellEnd"/>
+            <w:r>
+              <w:t xml:space="preserve"> решения</w:t>
             </w:r>
           </w:p>
         </w:tc>
@@ -6383,9 +7103,11 @@
               <w:pStyle w:val="Compact"/>
               <w:jc w:val="both"/>
             </w:pPr>
+            <w:proofErr w:type="spellStart"/>
             <w:r>
               <w:t>project</w:t>
             </w:r>
+            <w:proofErr w:type="spellEnd"/>
           </w:p>
         </w:tc>
         <w:tc>
@@ -6425,11 +7147,9 @@
               <w:pStyle w:val="Compact"/>
               <w:jc w:val="both"/>
             </w:pPr>
-            <w:proofErr w:type="spellStart"/>
             <w:r>
               <w:t>низ</w:t>
             </w:r>
-            <w:proofErr w:type="spellEnd"/>
           </w:p>
         </w:tc>
         <w:tc>
@@ -6441,11 +7161,9 @@
               <w:pStyle w:val="Compact"/>
               <w:jc w:val="both"/>
             </w:pPr>
-            <w:proofErr w:type="spellStart"/>
             <w:r>
               <w:t>низ</w:t>
             </w:r>
-            <w:proofErr w:type="spellEnd"/>
           </w:p>
         </w:tc>
       </w:tr>
@@ -6460,6 +7178,7 @@
               <w:jc w:val="both"/>
             </w:pPr>
             <w:r>
+              <w:lastRenderedPageBreak/>
               <w:t>31</w:t>
             </w:r>
           </w:p>
@@ -6473,9 +7192,11 @@
               <w:pStyle w:val="Compact"/>
               <w:jc w:val="both"/>
             </w:pPr>
+            <w:proofErr w:type="spellStart"/>
             <w:r>
               <w:t>AvadaCRM</w:t>
             </w:r>
+            <w:proofErr w:type="spellEnd"/>
           </w:p>
         </w:tc>
         <w:tc>
@@ -6502,8 +7223,13 @@
               <w:jc w:val="both"/>
             </w:pPr>
             <w:r>
-              <w:t>CRM для агро</w:t>
-            </w:r>
+              <w:t xml:space="preserve">CRM для </w:t>
+            </w:r>
+            <w:proofErr w:type="spellStart"/>
+            <w:r>
+              <w:t>агро</w:t>
+            </w:r>
+            <w:proofErr w:type="spellEnd"/>
           </w:p>
         </w:tc>
         <w:tc>
@@ -6515,9 +7241,11 @@
               <w:pStyle w:val="Compact"/>
               <w:jc w:val="both"/>
             </w:pPr>
+            <w:proofErr w:type="spellStart"/>
             <w:r>
               <w:t>project</w:t>
             </w:r>
+            <w:proofErr w:type="spellEnd"/>
           </w:p>
         </w:tc>
         <w:tc>
@@ -6557,11 +7285,9 @@
               <w:pStyle w:val="Compact"/>
               <w:jc w:val="both"/>
             </w:pPr>
-            <w:proofErr w:type="spellStart"/>
             <w:r>
               <w:t>низ</w:t>
             </w:r>
-            <w:proofErr w:type="spellEnd"/>
           </w:p>
         </w:tc>
         <w:tc>
@@ -6573,11 +7299,9 @@
               <w:pStyle w:val="Compact"/>
               <w:jc w:val="both"/>
             </w:pPr>
-            <w:proofErr w:type="spellStart"/>
             <w:r>
               <w:t>низ</w:t>
             </w:r>
-            <w:proofErr w:type="spellEnd"/>
           </w:p>
         </w:tc>
       </w:tr>
@@ -6606,8 +7330,13 @@
               <w:jc w:val="both"/>
             </w:pPr>
             <w:r>
-              <w:t>Ростсельмаш / Агротроник</w:t>
-            </w:r>
+              <w:t xml:space="preserve">Ростсельмаш / </w:t>
+            </w:r>
+            <w:proofErr w:type="spellStart"/>
+            <w:r>
+              <w:t>Агротроник</w:t>
+            </w:r>
+            <w:proofErr w:type="spellEnd"/>
           </w:p>
         </w:tc>
         <w:tc>
@@ -6619,9 +7348,11 @@
               <w:pStyle w:val="Compact"/>
               <w:jc w:val="both"/>
             </w:pPr>
+            <w:proofErr w:type="spellStart"/>
             <w:r>
               <w:t>техника+телематика</w:t>
             </w:r>
+            <w:proofErr w:type="spellEnd"/>
           </w:p>
         </w:tc>
         <w:tc>
@@ -6647,9 +7378,11 @@
               <w:pStyle w:val="Compact"/>
               <w:jc w:val="both"/>
             </w:pPr>
+            <w:proofErr w:type="spellStart"/>
             <w:r>
               <w:t>bundled</w:t>
             </w:r>
+            <w:proofErr w:type="spellEnd"/>
           </w:p>
         </w:tc>
         <w:tc>
@@ -6689,11 +7422,9 @@
               <w:pStyle w:val="Compact"/>
               <w:jc w:val="both"/>
             </w:pPr>
-            <w:proofErr w:type="spellStart"/>
             <w:r>
               <w:t>сред</w:t>
             </w:r>
-            <w:proofErr w:type="spellEnd"/>
           </w:p>
         </w:tc>
         <w:tc>
@@ -6724,7 +7455,6 @@
               <w:jc w:val="both"/>
             </w:pPr>
             <w:r>
-              <w:lastRenderedPageBreak/>
               <w:t>33</w:t>
             </w:r>
           </w:p>
@@ -6780,9 +7510,19 @@
               <w:pStyle w:val="Compact"/>
               <w:jc w:val="both"/>
             </w:pPr>
-            <w:r>
-              <w:t>hardware/service</w:t>
-            </w:r>
+            <w:proofErr w:type="spellStart"/>
+            <w:r>
+              <w:t>hardware</w:t>
+            </w:r>
+            <w:proofErr w:type="spellEnd"/>
+            <w:r>
+              <w:t>/</w:t>
+            </w:r>
+            <w:proofErr w:type="spellStart"/>
+            <w:r>
+              <w:t>service</w:t>
+            </w:r>
+            <w:proofErr w:type="spellEnd"/>
           </w:p>
         </w:tc>
         <w:tc>
@@ -6838,11 +7578,9 @@
               <w:pStyle w:val="Compact"/>
               <w:jc w:val="both"/>
             </w:pPr>
-            <w:proofErr w:type="spellStart"/>
             <w:r>
               <w:t>сред</w:t>
             </w:r>
-            <w:proofErr w:type="spellEnd"/>
           </w:p>
         </w:tc>
       </w:tr>
@@ -6870,9 +7608,11 @@
               <w:pStyle w:val="Compact"/>
               <w:jc w:val="both"/>
             </w:pPr>
+            <w:proofErr w:type="spellStart"/>
             <w:r>
               <w:t>ИнтТерра</w:t>
             </w:r>
+            <w:proofErr w:type="spellEnd"/>
           </w:p>
         </w:tc>
         <w:tc>
@@ -6912,9 +7652,19 @@
               <w:pStyle w:val="Compact"/>
               <w:jc w:val="both"/>
             </w:pPr>
-            <w:r>
-              <w:t>SaaS/project</w:t>
-            </w:r>
+            <w:proofErr w:type="spellStart"/>
+            <w:r>
+              <w:t>SaaS</w:t>
+            </w:r>
+            <w:proofErr w:type="spellEnd"/>
+            <w:r>
+              <w:t>/</w:t>
+            </w:r>
+            <w:proofErr w:type="spellStart"/>
+            <w:r>
+              <w:t>project</w:t>
+            </w:r>
+            <w:proofErr w:type="spellEnd"/>
           </w:p>
         </w:tc>
         <w:tc>
@@ -6970,11 +7720,9 @@
               <w:pStyle w:val="Compact"/>
               <w:jc w:val="both"/>
             </w:pPr>
-            <w:proofErr w:type="spellStart"/>
             <w:r>
               <w:t>сред</w:t>
             </w:r>
-            <w:proofErr w:type="spellEnd"/>
           </w:p>
         </w:tc>
       </w:tr>
@@ -7030,9 +7778,11 @@
               <w:pStyle w:val="Compact"/>
               <w:jc w:val="both"/>
             </w:pPr>
+            <w:proofErr w:type="spellStart"/>
             <w:r>
               <w:t>data+предписания</w:t>
             </w:r>
+            <w:proofErr w:type="spellEnd"/>
           </w:p>
         </w:tc>
         <w:tc>
@@ -7044,9 +7794,19 @@
               <w:pStyle w:val="Compact"/>
               <w:jc w:val="both"/>
             </w:pPr>
-            <w:r>
-              <w:t>service/SaaS</w:t>
-            </w:r>
+            <w:proofErr w:type="spellStart"/>
+            <w:r>
+              <w:t>service</w:t>
+            </w:r>
+            <w:proofErr w:type="spellEnd"/>
+            <w:r>
+              <w:t>/</w:t>
+            </w:r>
+            <w:proofErr w:type="spellStart"/>
+            <w:r>
+              <w:t>SaaS</w:t>
+            </w:r>
+            <w:proofErr w:type="spellEnd"/>
           </w:p>
         </w:tc>
         <w:tc>
@@ -7086,11 +7846,9 @@
               <w:pStyle w:val="Compact"/>
               <w:jc w:val="both"/>
             </w:pPr>
-            <w:proofErr w:type="spellStart"/>
             <w:r>
               <w:t>сред</w:t>
             </w:r>
-            <w:proofErr w:type="spellEnd"/>
           </w:p>
         </w:tc>
         <w:tc>
@@ -7102,11 +7860,9 @@
               <w:pStyle w:val="Compact"/>
               <w:jc w:val="both"/>
             </w:pPr>
-            <w:proofErr w:type="spellStart"/>
             <w:r>
               <w:t>сред</w:t>
             </w:r>
-            <w:proofErr w:type="spellEnd"/>
           </w:p>
         </w:tc>
       </w:tr>
@@ -7134,9 +7890,11 @@
               <w:pStyle w:val="Compact"/>
               <w:jc w:val="both"/>
             </w:pPr>
+            <w:proofErr w:type="spellStart"/>
             <w:r>
               <w:t>Русагро</w:t>
             </w:r>
+            <w:proofErr w:type="spellEnd"/>
           </w:p>
         </w:tc>
         <w:tc>
@@ -7163,7 +7921,15 @@
               <w:jc w:val="both"/>
             </w:pPr>
             <w:r>
-              <w:t>внутренний digital OS</w:t>
+              <w:t xml:space="preserve">внутренний </w:t>
+            </w:r>
+            <w:proofErr w:type="spellStart"/>
+            <w:r>
+              <w:t>digital</w:t>
+            </w:r>
+            <w:proofErr w:type="spellEnd"/>
+            <w:r>
+              <w:t xml:space="preserve"> OS</w:t>
             </w:r>
           </w:p>
         </w:tc>
@@ -7176,9 +7942,11 @@
               <w:pStyle w:val="Compact"/>
               <w:jc w:val="both"/>
             </w:pPr>
+            <w:proofErr w:type="spellStart"/>
             <w:r>
               <w:t>in-house</w:t>
             </w:r>
+            <w:proofErr w:type="spellEnd"/>
           </w:p>
         </w:tc>
         <w:tc>
@@ -7190,9 +7958,19 @@
               <w:pStyle w:val="Compact"/>
               <w:jc w:val="both"/>
             </w:pPr>
-            <w:r>
-              <w:t>internal value</w:t>
-            </w:r>
+            <w:proofErr w:type="spellStart"/>
+            <w:r>
+              <w:t>internal</w:t>
+            </w:r>
+            <w:proofErr w:type="spellEnd"/>
+            <w:r>
+              <w:t xml:space="preserve"> </w:t>
+            </w:r>
+            <w:proofErr w:type="spellStart"/>
+            <w:r>
+              <w:t>value</w:t>
+            </w:r>
+            <w:proofErr w:type="spellEnd"/>
           </w:p>
         </w:tc>
         <w:tc>
@@ -7234,11 +8012,9 @@
               <w:pStyle w:val="Compact"/>
               <w:jc w:val="both"/>
             </w:pPr>
-            <w:proofErr w:type="spellStart"/>
             <w:r>
               <w:t>сред</w:t>
             </w:r>
-            <w:proofErr w:type="spellEnd"/>
           </w:p>
         </w:tc>
       </w:tr>
@@ -7294,9 +8070,27 @@
               <w:pStyle w:val="Compact"/>
               <w:jc w:val="both"/>
             </w:pPr>
-            <w:r>
-              <w:t>digital twin / planning</w:t>
-            </w:r>
+            <w:proofErr w:type="spellStart"/>
+            <w:r>
+              <w:t>digital</w:t>
+            </w:r>
+            <w:proofErr w:type="spellEnd"/>
+            <w:r>
+              <w:t xml:space="preserve"> </w:t>
+            </w:r>
+            <w:proofErr w:type="spellStart"/>
+            <w:r>
+              <w:t>twin</w:t>
+            </w:r>
+            <w:proofErr w:type="spellEnd"/>
+            <w:r>
+              <w:t xml:space="preserve"> / </w:t>
+            </w:r>
+            <w:proofErr w:type="spellStart"/>
+            <w:r>
+              <w:t>planning</w:t>
+            </w:r>
+            <w:proofErr w:type="spellEnd"/>
           </w:p>
         </w:tc>
         <w:tc>
@@ -7308,9 +8102,11 @@
               <w:pStyle w:val="Compact"/>
               <w:jc w:val="both"/>
             </w:pPr>
+            <w:proofErr w:type="spellStart"/>
             <w:r>
               <w:t>in-house</w:t>
             </w:r>
+            <w:proofErr w:type="spellEnd"/>
           </w:p>
         </w:tc>
         <w:tc>
@@ -7322,9 +8118,19 @@
               <w:pStyle w:val="Compact"/>
               <w:jc w:val="both"/>
             </w:pPr>
-            <w:r>
-              <w:t>internal value</w:t>
-            </w:r>
+            <w:proofErr w:type="spellStart"/>
+            <w:r>
+              <w:t>internal</w:t>
+            </w:r>
+            <w:proofErr w:type="spellEnd"/>
+            <w:r>
+              <w:t xml:space="preserve"> </w:t>
+            </w:r>
+            <w:proofErr w:type="spellStart"/>
+            <w:r>
+              <w:t>value</w:t>
+            </w:r>
+            <w:proofErr w:type="spellEnd"/>
           </w:p>
         </w:tc>
         <w:tc>
@@ -7366,11 +8172,9 @@
               <w:pStyle w:val="Compact"/>
               <w:jc w:val="both"/>
             </w:pPr>
-            <w:proofErr w:type="spellStart"/>
             <w:r>
               <w:t>сред</w:t>
             </w:r>
-            <w:proofErr w:type="spellEnd"/>
           </w:p>
         </w:tc>
       </w:tr>
@@ -7426,9 +8230,19 @@
               <w:pStyle w:val="Compact"/>
               <w:jc w:val="both"/>
             </w:pPr>
-            <w:r>
-              <w:t>tech playbook</w:t>
-            </w:r>
+            <w:proofErr w:type="spellStart"/>
+            <w:r>
+              <w:t>tech</w:t>
+            </w:r>
+            <w:proofErr w:type="spellEnd"/>
+            <w:r>
+              <w:t xml:space="preserve"> </w:t>
+            </w:r>
+            <w:proofErr w:type="spellStart"/>
+            <w:r>
+              <w:t>playbook</w:t>
+            </w:r>
+            <w:proofErr w:type="spellEnd"/>
           </w:p>
         </w:tc>
         <w:tc>
@@ -7440,9 +8254,11 @@
               <w:pStyle w:val="Compact"/>
               <w:jc w:val="both"/>
             </w:pPr>
+            <w:proofErr w:type="spellStart"/>
             <w:r>
               <w:t>in-house</w:t>
             </w:r>
+            <w:proofErr w:type="spellEnd"/>
           </w:p>
         </w:tc>
         <w:tc>
@@ -7454,9 +8270,19 @@
               <w:pStyle w:val="Compact"/>
               <w:jc w:val="both"/>
             </w:pPr>
-            <w:r>
-              <w:t>internal value</w:t>
-            </w:r>
+            <w:proofErr w:type="spellStart"/>
+            <w:r>
+              <w:t>internal</w:t>
+            </w:r>
+            <w:proofErr w:type="spellEnd"/>
+            <w:r>
+              <w:t xml:space="preserve"> </w:t>
+            </w:r>
+            <w:proofErr w:type="spellStart"/>
+            <w:r>
+              <w:t>value</w:t>
+            </w:r>
+            <w:proofErr w:type="spellEnd"/>
           </w:p>
         </w:tc>
         <w:tc>
@@ -7482,11 +8308,9 @@
               <w:pStyle w:val="Compact"/>
               <w:jc w:val="both"/>
             </w:pPr>
-            <w:proofErr w:type="spellStart"/>
             <w:r>
               <w:t>сред</w:t>
             </w:r>
-            <w:proofErr w:type="spellEnd"/>
           </w:p>
         </w:tc>
         <w:tc>
@@ -7498,19 +8322,15 @@
               <w:pStyle w:val="Compact"/>
               <w:jc w:val="both"/>
             </w:pPr>
-            <w:proofErr w:type="spellStart"/>
             <w:r>
               <w:t>низ</w:t>
             </w:r>
-            <w:proofErr w:type="spellEnd"/>
             <w:r>
               <w:t>/</w:t>
             </w:r>
-            <w:proofErr w:type="spellStart"/>
             <w:r>
               <w:t>сред</w:t>
             </w:r>
-            <w:proofErr w:type="spellEnd"/>
           </w:p>
         </w:tc>
       </w:tr>
@@ -7538,9 +8358,11 @@
               <w:pStyle w:val="Compact"/>
               <w:jc w:val="both"/>
             </w:pPr>
+            <w:proofErr w:type="spellStart"/>
             <w:r>
               <w:t>ЭкоНива</w:t>
             </w:r>
+            <w:proofErr w:type="spellEnd"/>
           </w:p>
         </w:tc>
         <w:tc>
@@ -7580,9 +8402,11 @@
               <w:pStyle w:val="Compact"/>
               <w:jc w:val="both"/>
             </w:pPr>
+            <w:proofErr w:type="spellStart"/>
             <w:r>
               <w:t>in-house</w:t>
             </w:r>
+            <w:proofErr w:type="spellEnd"/>
           </w:p>
         </w:tc>
         <w:tc>
@@ -7594,9 +8418,19 @@
               <w:pStyle w:val="Compact"/>
               <w:jc w:val="both"/>
             </w:pPr>
-            <w:r>
-              <w:t>internal value</w:t>
-            </w:r>
+            <w:proofErr w:type="spellStart"/>
+            <w:r>
+              <w:t>internal</w:t>
+            </w:r>
+            <w:proofErr w:type="spellEnd"/>
+            <w:r>
+              <w:t xml:space="preserve"> </w:t>
+            </w:r>
+            <w:proofErr w:type="spellStart"/>
+            <w:r>
+              <w:t>value</w:t>
+            </w:r>
+            <w:proofErr w:type="spellEnd"/>
           </w:p>
         </w:tc>
         <w:tc>
@@ -7622,11 +8456,9 @@
               <w:pStyle w:val="Compact"/>
               <w:jc w:val="both"/>
             </w:pPr>
-            <w:proofErr w:type="spellStart"/>
             <w:r>
               <w:t>сред</w:t>
             </w:r>
-            <w:proofErr w:type="spellEnd"/>
           </w:p>
         </w:tc>
         <w:tc>
@@ -7638,19 +8470,15 @@
               <w:pStyle w:val="Compact"/>
               <w:jc w:val="both"/>
             </w:pPr>
-            <w:proofErr w:type="spellStart"/>
             <w:r>
               <w:t>низ</w:t>
             </w:r>
-            <w:proofErr w:type="spellEnd"/>
             <w:r>
               <w:t>/</w:t>
             </w:r>
-            <w:proofErr w:type="spellStart"/>
             <w:r>
               <w:t>сред</w:t>
             </w:r>
-            <w:proofErr w:type="spellEnd"/>
           </w:p>
         </w:tc>
       </w:tr>
@@ -7706,9 +8534,19 @@
               <w:pStyle w:val="Compact"/>
               <w:jc w:val="both"/>
             </w:pPr>
-            <w:r>
-              <w:t>internal optimization</w:t>
-            </w:r>
+            <w:proofErr w:type="spellStart"/>
+            <w:r>
+              <w:t>internal</w:t>
+            </w:r>
+            <w:proofErr w:type="spellEnd"/>
+            <w:r>
+              <w:t xml:space="preserve"> </w:t>
+            </w:r>
+            <w:proofErr w:type="spellStart"/>
+            <w:r>
+              <w:t>optimization</w:t>
+            </w:r>
+            <w:proofErr w:type="spellEnd"/>
           </w:p>
         </w:tc>
         <w:tc>
@@ -7720,9 +8558,11 @@
               <w:pStyle w:val="Compact"/>
               <w:jc w:val="both"/>
             </w:pPr>
+            <w:proofErr w:type="spellStart"/>
             <w:r>
               <w:t>in-house</w:t>
             </w:r>
+            <w:proofErr w:type="spellEnd"/>
           </w:p>
         </w:tc>
         <w:tc>
@@ -7734,9 +8574,19 @@
               <w:pStyle w:val="Compact"/>
               <w:jc w:val="both"/>
             </w:pPr>
-            <w:r>
-              <w:t>internal value</w:t>
-            </w:r>
+            <w:proofErr w:type="spellStart"/>
+            <w:r>
+              <w:t>internal</w:t>
+            </w:r>
+            <w:proofErr w:type="spellEnd"/>
+            <w:r>
+              <w:t xml:space="preserve"> </w:t>
+            </w:r>
+            <w:proofErr w:type="spellStart"/>
+            <w:r>
+              <w:t>value</w:t>
+            </w:r>
+            <w:proofErr w:type="spellEnd"/>
           </w:p>
         </w:tc>
         <w:tc>
@@ -7762,11 +8612,9 @@
               <w:pStyle w:val="Compact"/>
               <w:jc w:val="both"/>
             </w:pPr>
-            <w:proofErr w:type="spellStart"/>
             <w:r>
               <w:t>сред</w:t>
             </w:r>
-            <w:proofErr w:type="spellEnd"/>
           </w:p>
         </w:tc>
         <w:tc>
@@ -7778,11 +8626,9 @@
               <w:pStyle w:val="Compact"/>
               <w:jc w:val="both"/>
             </w:pPr>
-            <w:proofErr w:type="spellStart"/>
             <w:r>
               <w:t>низ</w:t>
             </w:r>
-            <w:proofErr w:type="spellEnd"/>
           </w:p>
         </w:tc>
       </w:tr>
@@ -7838,9 +8684,19 @@
               <w:pStyle w:val="Compact"/>
               <w:jc w:val="both"/>
             </w:pPr>
-            <w:r>
-              <w:t>internal OS practices</w:t>
-            </w:r>
+            <w:proofErr w:type="spellStart"/>
+            <w:r>
+              <w:t>internal</w:t>
+            </w:r>
+            <w:proofErr w:type="spellEnd"/>
+            <w:r>
+              <w:t xml:space="preserve"> OS </w:t>
+            </w:r>
+            <w:proofErr w:type="spellStart"/>
+            <w:r>
+              <w:t>practices</w:t>
+            </w:r>
+            <w:proofErr w:type="spellEnd"/>
           </w:p>
         </w:tc>
         <w:tc>
@@ -7852,9 +8708,11 @@
               <w:pStyle w:val="Compact"/>
               <w:jc w:val="both"/>
             </w:pPr>
+            <w:proofErr w:type="spellStart"/>
             <w:r>
               <w:t>in-house</w:t>
             </w:r>
+            <w:proofErr w:type="spellEnd"/>
           </w:p>
         </w:tc>
         <w:tc>
@@ -7866,9 +8724,19 @@
               <w:pStyle w:val="Compact"/>
               <w:jc w:val="both"/>
             </w:pPr>
-            <w:r>
-              <w:t>internal value</w:t>
-            </w:r>
+            <w:proofErr w:type="spellStart"/>
+            <w:r>
+              <w:t>internal</w:t>
+            </w:r>
+            <w:proofErr w:type="spellEnd"/>
+            <w:r>
+              <w:t xml:space="preserve"> </w:t>
+            </w:r>
+            <w:proofErr w:type="spellStart"/>
+            <w:r>
+              <w:t>value</w:t>
+            </w:r>
+            <w:proofErr w:type="spellEnd"/>
           </w:p>
         </w:tc>
         <w:tc>
@@ -7894,11 +8762,9 @@
               <w:pStyle w:val="Compact"/>
               <w:jc w:val="both"/>
             </w:pPr>
-            <w:proofErr w:type="spellStart"/>
             <w:r>
               <w:t>сред</w:t>
             </w:r>
-            <w:proofErr w:type="spellEnd"/>
           </w:p>
         </w:tc>
         <w:tc>
@@ -7910,11 +8776,9 @@
               <w:pStyle w:val="Compact"/>
               <w:jc w:val="both"/>
             </w:pPr>
-            <w:proofErr w:type="spellStart"/>
             <w:r>
               <w:t>низ</w:t>
             </w:r>
-            <w:proofErr w:type="spellEnd"/>
           </w:p>
         </w:tc>
       </w:tr>
@@ -7942,9 +8806,11 @@
               <w:pStyle w:val="Compact"/>
               <w:jc w:val="both"/>
             </w:pPr>
+            <w:proofErr w:type="spellStart"/>
             <w:r>
               <w:t>Агропромкомплектация</w:t>
             </w:r>
+            <w:proofErr w:type="spellEnd"/>
           </w:p>
         </w:tc>
         <w:tc>
@@ -7984,9 +8850,11 @@
               <w:pStyle w:val="Compact"/>
               <w:jc w:val="both"/>
             </w:pPr>
+            <w:proofErr w:type="spellStart"/>
             <w:r>
               <w:t>in-house</w:t>
             </w:r>
+            <w:proofErr w:type="spellEnd"/>
           </w:p>
         </w:tc>
         <w:tc>
@@ -7998,9 +8866,19 @@
               <w:pStyle w:val="Compact"/>
               <w:jc w:val="both"/>
             </w:pPr>
-            <w:r>
-              <w:t>internal value</w:t>
-            </w:r>
+            <w:proofErr w:type="spellStart"/>
+            <w:r>
+              <w:t>internal</w:t>
+            </w:r>
+            <w:proofErr w:type="spellEnd"/>
+            <w:r>
+              <w:t xml:space="preserve"> </w:t>
+            </w:r>
+            <w:proofErr w:type="spellStart"/>
+            <w:r>
+              <w:t>value</w:t>
+            </w:r>
+            <w:proofErr w:type="spellEnd"/>
           </w:p>
         </w:tc>
         <w:tc>
@@ -8026,11 +8904,9 @@
               <w:pStyle w:val="Compact"/>
               <w:jc w:val="both"/>
             </w:pPr>
-            <w:proofErr w:type="spellStart"/>
             <w:r>
               <w:t>сред</w:t>
             </w:r>
-            <w:proofErr w:type="spellEnd"/>
           </w:p>
         </w:tc>
         <w:tc>
@@ -8042,11 +8918,9 @@
               <w:pStyle w:val="Compact"/>
               <w:jc w:val="both"/>
             </w:pPr>
-            <w:proofErr w:type="spellStart"/>
             <w:r>
               <w:t>низ</w:t>
             </w:r>
-            <w:proofErr w:type="spellEnd"/>
           </w:p>
         </w:tc>
       </w:tr>
@@ -8088,9 +8962,19 @@
               <w:pStyle w:val="Compact"/>
               <w:jc w:val="both"/>
             </w:pPr>
-            <w:r>
-              <w:t>international analytics</w:t>
-            </w:r>
+            <w:proofErr w:type="spellStart"/>
+            <w:r>
+              <w:t>international</w:t>
+            </w:r>
+            <w:proofErr w:type="spellEnd"/>
+            <w:r>
+              <w:t xml:space="preserve"> </w:t>
+            </w:r>
+            <w:proofErr w:type="spellStart"/>
+            <w:r>
+              <w:t>analytics</w:t>
+            </w:r>
+            <w:proofErr w:type="spellEnd"/>
           </w:p>
         </w:tc>
         <w:tc>
@@ -8103,8 +8987,21 @@
               <w:jc w:val="both"/>
             </w:pPr>
             <w:r>
-              <w:t>AI/decision platforms</w:t>
-            </w:r>
+              <w:t>AI/</w:t>
+            </w:r>
+            <w:proofErr w:type="spellStart"/>
+            <w:r>
+              <w:t>decision</w:t>
+            </w:r>
+            <w:proofErr w:type="spellEnd"/>
+            <w:r>
+              <w:t xml:space="preserve"> </w:t>
+            </w:r>
+            <w:proofErr w:type="spellStart"/>
+            <w:r>
+              <w:t>platforms</w:t>
+            </w:r>
+            <w:proofErr w:type="spellEnd"/>
           </w:p>
         </w:tc>
         <w:tc>
@@ -8116,9 +9013,19 @@
               <w:pStyle w:val="Compact"/>
               <w:jc w:val="both"/>
             </w:pPr>
-            <w:r>
-              <w:t>license/project</w:t>
-            </w:r>
+            <w:proofErr w:type="spellStart"/>
+            <w:r>
+              <w:t>license</w:t>
+            </w:r>
+            <w:proofErr w:type="spellEnd"/>
+            <w:r>
+              <w:t>/</w:t>
+            </w:r>
+            <w:proofErr w:type="spellStart"/>
+            <w:r>
+              <w:t>project</w:t>
+            </w:r>
+            <w:proofErr w:type="spellEnd"/>
           </w:p>
         </w:tc>
         <w:tc>
@@ -8174,11 +9081,9 @@
               <w:pStyle w:val="Compact"/>
               <w:jc w:val="both"/>
             </w:pPr>
-            <w:proofErr w:type="spellStart"/>
             <w:r>
               <w:t>сред</w:t>
             </w:r>
-            <w:proofErr w:type="spellEnd"/>
           </w:p>
         </w:tc>
       </w:tr>
@@ -8206,9 +9111,11 @@
               <w:pStyle w:val="Compact"/>
               <w:jc w:val="both"/>
             </w:pPr>
+            <w:proofErr w:type="spellStart"/>
             <w:r>
               <w:t>Direct.Farm</w:t>
             </w:r>
+            <w:proofErr w:type="spellEnd"/>
           </w:p>
         </w:tc>
         <w:tc>
@@ -8220,9 +9127,11 @@
               <w:pStyle w:val="Compact"/>
               <w:jc w:val="both"/>
             </w:pPr>
+            <w:proofErr w:type="spellStart"/>
             <w:r>
               <w:t>community+tools</w:t>
             </w:r>
+            <w:proofErr w:type="spellEnd"/>
           </w:p>
         </w:tc>
         <w:tc>
@@ -8234,8 +9143,13 @@
               <w:pStyle w:val="Compact"/>
               <w:jc w:val="both"/>
             </w:pPr>
-            <w:r>
-              <w:t>техкарта/контент</w:t>
+            <w:proofErr w:type="spellStart"/>
+            <w:r>
+              <w:t>техкарта</w:t>
+            </w:r>
+            <w:proofErr w:type="spellEnd"/>
+            <w:r>
+              <w:t>/контент</w:t>
             </w:r>
           </w:p>
         </w:tc>
@@ -8248,9 +9162,19 @@
               <w:pStyle w:val="Compact"/>
               <w:jc w:val="both"/>
             </w:pPr>
-            <w:r>
-              <w:t>SaaS/platform</w:t>
-            </w:r>
+            <w:proofErr w:type="spellStart"/>
+            <w:r>
+              <w:t>SaaS</w:t>
+            </w:r>
+            <w:proofErr w:type="spellEnd"/>
+            <w:r>
+              <w:t>/</w:t>
+            </w:r>
+            <w:proofErr w:type="spellStart"/>
+            <w:r>
+              <w:t>platform</w:t>
+            </w:r>
+            <w:proofErr w:type="spellEnd"/>
           </w:p>
         </w:tc>
         <w:tc>
@@ -8290,11 +9214,9 @@
               <w:pStyle w:val="Compact"/>
               <w:jc w:val="both"/>
             </w:pPr>
-            <w:proofErr w:type="spellStart"/>
             <w:r>
               <w:t>сред</w:t>
             </w:r>
-            <w:proofErr w:type="spellEnd"/>
           </w:p>
         </w:tc>
         <w:tc>
@@ -8306,11 +9228,9 @@
               <w:pStyle w:val="Compact"/>
               <w:jc w:val="both"/>
             </w:pPr>
-            <w:proofErr w:type="spellStart"/>
             <w:r>
               <w:t>сред</w:t>
             </w:r>
-            <w:proofErr w:type="spellEnd"/>
           </w:p>
         </w:tc>
       </w:tr>
@@ -8366,9 +9286,19 @@
               <w:pStyle w:val="Compact"/>
               <w:jc w:val="both"/>
             </w:pPr>
-            <w:r>
-              <w:t>market intelligence</w:t>
-            </w:r>
+            <w:proofErr w:type="spellStart"/>
+            <w:r>
+              <w:t>market</w:t>
+            </w:r>
+            <w:proofErr w:type="spellEnd"/>
+            <w:r>
+              <w:t xml:space="preserve"> </w:t>
+            </w:r>
+            <w:proofErr w:type="spellStart"/>
+            <w:r>
+              <w:t>intelligence</w:t>
+            </w:r>
+            <w:proofErr w:type="spellEnd"/>
           </w:p>
         </w:tc>
         <w:tc>
@@ -8380,9 +9310,11 @@
               <w:pStyle w:val="Compact"/>
               <w:jc w:val="both"/>
             </w:pPr>
+            <w:proofErr w:type="spellStart"/>
             <w:r>
               <w:t>subscription</w:t>
             </w:r>
+            <w:proofErr w:type="spellEnd"/>
           </w:p>
         </w:tc>
         <w:tc>
@@ -8422,11 +9354,9 @@
               <w:pStyle w:val="Compact"/>
               <w:jc w:val="both"/>
             </w:pPr>
-            <w:proofErr w:type="spellStart"/>
             <w:r>
               <w:t>низ</w:t>
             </w:r>
-            <w:proofErr w:type="spellEnd"/>
           </w:p>
         </w:tc>
         <w:tc>
@@ -8438,11 +9368,9 @@
               <w:pStyle w:val="Compact"/>
               <w:jc w:val="both"/>
             </w:pPr>
-            <w:proofErr w:type="spellStart"/>
             <w:r>
               <w:t>низ</w:t>
             </w:r>
-            <w:proofErr w:type="spellEnd"/>
           </w:p>
         </w:tc>
       </w:tr>
@@ -8457,6 +9385,7 @@
               <w:jc w:val="both"/>
             </w:pPr>
             <w:r>
+              <w:lastRenderedPageBreak/>
               <w:t>46</w:t>
             </w:r>
           </w:p>
@@ -8470,9 +9399,11 @@
               <w:pStyle w:val="Compact"/>
               <w:jc w:val="both"/>
             </w:pPr>
+            <w:proofErr w:type="spellStart"/>
             <w:r>
               <w:t>СовЭкон</w:t>
             </w:r>
+            <w:proofErr w:type="spellEnd"/>
           </w:p>
         </w:tc>
         <w:tc>
@@ -8498,9 +9429,19 @@
               <w:pStyle w:val="Compact"/>
               <w:jc w:val="both"/>
             </w:pPr>
-            <w:r>
-              <w:t>grain analytics</w:t>
-            </w:r>
+            <w:proofErr w:type="spellStart"/>
+            <w:r>
+              <w:t>grain</w:t>
+            </w:r>
+            <w:proofErr w:type="spellEnd"/>
+            <w:r>
+              <w:t xml:space="preserve"> </w:t>
+            </w:r>
+            <w:proofErr w:type="spellStart"/>
+            <w:r>
+              <w:t>analytics</w:t>
+            </w:r>
+            <w:proofErr w:type="spellEnd"/>
           </w:p>
         </w:tc>
         <w:tc>
@@ -8512,9 +9453,11 @@
               <w:pStyle w:val="Compact"/>
               <w:jc w:val="both"/>
             </w:pPr>
+            <w:proofErr w:type="spellStart"/>
             <w:r>
               <w:t>subscription</w:t>
             </w:r>
+            <w:proofErr w:type="spellEnd"/>
           </w:p>
         </w:tc>
         <w:tc>
@@ -8554,11 +9497,9 @@
               <w:pStyle w:val="Compact"/>
               <w:jc w:val="both"/>
             </w:pPr>
-            <w:proofErr w:type="spellStart"/>
             <w:r>
               <w:t>низ</w:t>
             </w:r>
-            <w:proofErr w:type="spellEnd"/>
           </w:p>
         </w:tc>
         <w:tc>
@@ -8570,11 +9511,9 @@
               <w:pStyle w:val="Compact"/>
               <w:jc w:val="both"/>
             </w:pPr>
-            <w:proofErr w:type="spellStart"/>
             <w:r>
               <w:t>низ</w:t>
             </w:r>
-            <w:proofErr w:type="spellEnd"/>
           </w:p>
         </w:tc>
       </w:tr>
@@ -8602,9 +9541,11 @@
               <w:pStyle w:val="Compact"/>
               <w:jc w:val="both"/>
             </w:pPr>
+            <w:proofErr w:type="spellStart"/>
             <w:r>
               <w:t>ПроЗерно</w:t>
             </w:r>
+            <w:proofErr w:type="spellEnd"/>
           </w:p>
         </w:tc>
         <w:tc>
@@ -8644,9 +9585,11 @@
               <w:pStyle w:val="Compact"/>
               <w:jc w:val="both"/>
             </w:pPr>
+            <w:proofErr w:type="spellStart"/>
             <w:r>
               <w:t>subscription</w:t>
             </w:r>
+            <w:proofErr w:type="spellEnd"/>
           </w:p>
         </w:tc>
         <w:tc>
@@ -8686,11 +9629,9 @@
               <w:pStyle w:val="Compact"/>
               <w:jc w:val="both"/>
             </w:pPr>
-            <w:proofErr w:type="spellStart"/>
             <w:r>
               <w:t>низ</w:t>
             </w:r>
-            <w:proofErr w:type="spellEnd"/>
           </w:p>
         </w:tc>
         <w:tc>
@@ -8702,11 +9643,9 @@
               <w:pStyle w:val="Compact"/>
               <w:jc w:val="both"/>
             </w:pPr>
-            <w:proofErr w:type="spellStart"/>
             <w:r>
               <w:t>низ</w:t>
             </w:r>
-            <w:proofErr w:type="spellEnd"/>
           </w:p>
         </w:tc>
       </w:tr>
@@ -8734,9 +9673,11 @@
               <w:pStyle w:val="Compact"/>
               <w:jc w:val="both"/>
             </w:pPr>
+            <w:proofErr w:type="spellStart"/>
             <w:r>
               <w:t>Русагротранс</w:t>
             </w:r>
+            <w:proofErr w:type="spellEnd"/>
           </w:p>
         </w:tc>
         <w:tc>
@@ -8748,9 +9689,11 @@
               <w:pStyle w:val="Compact"/>
               <w:jc w:val="both"/>
             </w:pPr>
+            <w:proofErr w:type="spellStart"/>
             <w:r>
               <w:t>логистика+аналитика</w:t>
             </w:r>
+            <w:proofErr w:type="spellEnd"/>
           </w:p>
         </w:tc>
         <w:tc>
@@ -8776,13 +9719,19 @@
               <w:pStyle w:val="Compact"/>
               <w:jc w:val="both"/>
             </w:pPr>
-            <w:r>
-              <w:t>infra/ana</w:t>
-            </w:r>
-            <w:r>
-              <w:lastRenderedPageBreak/>
-              <w:t>lytics</w:t>
-            </w:r>
+            <w:proofErr w:type="spellStart"/>
+            <w:r>
+              <w:t>infra</w:t>
+            </w:r>
+            <w:proofErr w:type="spellEnd"/>
+            <w:r>
+              <w:t>/</w:t>
+            </w:r>
+            <w:proofErr w:type="spellStart"/>
+            <w:r>
+              <w:t>analytics</w:t>
+            </w:r>
+            <w:proofErr w:type="spellEnd"/>
           </w:p>
         </w:tc>
         <w:tc>
@@ -8795,7 +9744,6 @@
               <w:jc w:val="both"/>
             </w:pPr>
             <w:r>
-              <w:lastRenderedPageBreak/>
               <w:t>логистика</w:t>
             </w:r>
           </w:p>
@@ -8823,11 +9771,9 @@
               <w:pStyle w:val="Compact"/>
               <w:jc w:val="both"/>
             </w:pPr>
-            <w:proofErr w:type="spellStart"/>
             <w:r>
               <w:t>низ</w:t>
             </w:r>
-            <w:proofErr w:type="spellEnd"/>
           </w:p>
         </w:tc>
         <w:tc>
@@ -8839,11 +9785,9 @@
               <w:pStyle w:val="Compact"/>
               <w:jc w:val="both"/>
             </w:pPr>
-            <w:proofErr w:type="spellStart"/>
             <w:r>
               <w:t>низ</w:t>
             </w:r>
-            <w:proofErr w:type="spellEnd"/>
           </w:p>
         </w:tc>
       </w:tr>
@@ -8871,8 +9815,13 @@
               <w:pStyle w:val="Compact"/>
               <w:jc w:val="both"/>
             </w:pPr>
-            <w:r>
-              <w:t>Рексофт Консалтинг</w:t>
+            <w:proofErr w:type="spellStart"/>
+            <w:r>
+              <w:t>Рексофт</w:t>
+            </w:r>
+            <w:proofErr w:type="spellEnd"/>
+            <w:r>
+              <w:t xml:space="preserve"> Консалтинг</w:t>
             </w:r>
           </w:p>
         </w:tc>
@@ -8913,9 +9862,11 @@
               <w:pStyle w:val="Compact"/>
               <w:jc w:val="both"/>
             </w:pPr>
+            <w:proofErr w:type="spellStart"/>
             <w:r>
               <w:t>consulting</w:t>
             </w:r>
+            <w:proofErr w:type="spellEnd"/>
           </w:p>
         </w:tc>
         <w:tc>
@@ -8955,11 +9906,9 @@
               <w:pStyle w:val="Compact"/>
               <w:jc w:val="both"/>
             </w:pPr>
-            <w:proofErr w:type="spellStart"/>
             <w:r>
               <w:t>сред</w:t>
             </w:r>
-            <w:proofErr w:type="spellEnd"/>
           </w:p>
         </w:tc>
         <w:tc>
@@ -8971,11 +9920,9 @@
               <w:pStyle w:val="Compact"/>
               <w:jc w:val="both"/>
             </w:pPr>
-            <w:proofErr w:type="spellStart"/>
             <w:r>
               <w:t>низ</w:t>
             </w:r>
-            <w:proofErr w:type="spellEnd"/>
           </w:p>
         </w:tc>
       </w:tr>
@@ -9003,9 +9950,19 @@
               <w:pStyle w:val="Compact"/>
               <w:jc w:val="both"/>
             </w:pPr>
-            <w:r>
-              <w:t>Уралхим / Digital Agro</w:t>
-            </w:r>
+            <w:proofErr w:type="spellStart"/>
+            <w:r>
+              <w:t>Уралхим</w:t>
+            </w:r>
+            <w:proofErr w:type="spellEnd"/>
+            <w:r>
+              <w:t xml:space="preserve"> / Digital </w:t>
+            </w:r>
+            <w:proofErr w:type="spellStart"/>
+            <w:r>
+              <w:t>Agro</w:t>
+            </w:r>
+            <w:proofErr w:type="spellEnd"/>
           </w:p>
         </w:tc>
         <w:tc>
@@ -9017,9 +9974,11 @@
               <w:pStyle w:val="Compact"/>
               <w:jc w:val="both"/>
             </w:pPr>
+            <w:proofErr w:type="spellStart"/>
             <w:r>
               <w:t>удобрения+цифра</w:t>
             </w:r>
+            <w:proofErr w:type="spellEnd"/>
           </w:p>
         </w:tc>
         <w:tc>
@@ -9031,8 +9990,13 @@
               <w:pStyle w:val="Compact"/>
               <w:jc w:val="both"/>
             </w:pPr>
-            <w:r>
-              <w:t>агролабы/сервисы</w:t>
+            <w:proofErr w:type="spellStart"/>
+            <w:r>
+              <w:t>агролабы</w:t>
+            </w:r>
+            <w:proofErr w:type="spellEnd"/>
+            <w:r>
+              <w:t>/сервисы</w:t>
             </w:r>
           </w:p>
         </w:tc>
@@ -9045,9 +10009,11 @@
               <w:pStyle w:val="Compact"/>
               <w:jc w:val="both"/>
             </w:pPr>
+            <w:proofErr w:type="spellStart"/>
             <w:r>
               <w:t>bundled</w:t>
             </w:r>
+            <w:proofErr w:type="spellEnd"/>
           </w:p>
         </w:tc>
         <w:tc>
@@ -9059,9 +10025,11 @@
               <w:pStyle w:val="Compact"/>
               <w:jc w:val="both"/>
             </w:pPr>
+            <w:proofErr w:type="spellStart"/>
             <w:r>
               <w:t>продукт+сервисы</w:t>
             </w:r>
+            <w:proofErr w:type="spellEnd"/>
           </w:p>
         </w:tc>
         <w:tc>
@@ -9087,11 +10055,9 @@
               <w:pStyle w:val="Compact"/>
               <w:jc w:val="both"/>
             </w:pPr>
-            <w:proofErr w:type="spellStart"/>
             <w:r>
               <w:t>сред</w:t>
             </w:r>
-            <w:proofErr w:type="spellEnd"/>
           </w:p>
         </w:tc>
         <w:tc>
@@ -9178,7 +10144,31 @@
         <w:t>Front B — за интерфейс исполнения:</w:t>
       </w:r>
       <w:r>
-        <w:t xml:space="preserve"> АгроСигнал, AssistAgro, ExactFarming, техника, ERP.</w:t>
+        <w:t xml:space="preserve"> </w:t>
+      </w:r>
+      <w:proofErr w:type="spellStart"/>
+      <w:r>
+        <w:t>АгроСигнал</w:t>
+      </w:r>
+      <w:proofErr w:type="spellEnd"/>
+      <w:r>
+        <w:t xml:space="preserve">, </w:t>
+      </w:r>
+      <w:proofErr w:type="spellStart"/>
+      <w:r>
+        <w:t>AssistAgro</w:t>
+      </w:r>
+      <w:proofErr w:type="spellEnd"/>
+      <w:r>
+        <w:t xml:space="preserve">, </w:t>
+      </w:r>
+      <w:proofErr w:type="spellStart"/>
+      <w:r>
+        <w:t>ExactFarming</w:t>
+      </w:r>
+      <w:proofErr w:type="spellEnd"/>
+      <w:r>
+        <w:t>, техника, ERP.</w:t>
       </w:r>
     </w:p>
     <w:p>
@@ -9254,16 +10244,10 @@
       <w:pPr>
         <w:pStyle w:val="1"/>
         <w:jc w:val="both"/>
-        <w:rPr>
-          <w:lang w:val="ru-RU"/>
-        </w:rPr>
       </w:pPr>
       <w:bookmarkStart w:id="31" w:name="porter-five-forces"/>
       <w:bookmarkEnd w:id="30"/>
       <w:r>
-        <w:rPr>
-          <w:lang w:val="ru-RU"/>
-        </w:rPr>
         <w:t>ПЯТЬ СИЛ ПОРТЕРА</w:t>
       </w:r>
     </w:p>
@@ -9274,31 +10258,7 @@
       </w:pPr>
       <w:bookmarkStart w:id="32" w:name="конкуренция-внутри-отрасли-очень-высокая"/>
       <w:r>
-        <w:t xml:space="preserve">5.1 </w:t>
-      </w:r>
-      <w:proofErr w:type="spellStart"/>
-      <w:r>
-        <w:t>Конкуренция</w:t>
-      </w:r>
-      <w:proofErr w:type="spellEnd"/>
-      <w:r>
-        <w:t xml:space="preserve"> </w:t>
-      </w:r>
-      <w:proofErr w:type="spellStart"/>
-      <w:r>
-        <w:t>внутри</w:t>
-      </w:r>
-      <w:proofErr w:type="spellEnd"/>
-      <w:r>
-        <w:t xml:space="preserve"> </w:t>
-      </w:r>
-      <w:proofErr w:type="spellStart"/>
-      <w:r>
-        <w:t>отрасли</w:t>
-      </w:r>
-      <w:proofErr w:type="spellEnd"/>
-      <w:r>
-        <w:t xml:space="preserve"> — </w:t>
+        <w:t xml:space="preserve">5.1 Конкуренция внутри отрасли — </w:t>
       </w:r>
       <w:r>
         <w:t>очень высокая</w:t>
@@ -9362,7 +10322,15 @@
         <w:jc w:val="both"/>
       </w:pPr>
       <w:r>
-        <w:t>поставщики ресурсов демпингуют консалтингом;</w:t>
+        <w:t xml:space="preserve">поставщики ресурсов </w:t>
+      </w:r>
+      <w:proofErr w:type="spellStart"/>
+      <w:r>
+        <w:t>демпингуют</w:t>
+      </w:r>
+      <w:proofErr w:type="spellEnd"/>
+      <w:r>
+        <w:t xml:space="preserve"> консалтингом;</w:t>
       </w:r>
     </w:p>
     <w:p>
@@ -9401,42 +10369,16 @@
       <w:pPr>
         <w:pStyle w:val="2"/>
         <w:jc w:val="both"/>
-        <w:rPr>
-          <w:lang w:val="ru-RU"/>
-        </w:rPr>
       </w:pPr>
       <w:bookmarkStart w:id="33" w:name="угроза-новых-игроков-средняя"/>
       <w:bookmarkEnd w:id="32"/>
       <w:r>
-        <w:t xml:space="preserve">5.2 Угроза </w:t>
-      </w:r>
-      <w:proofErr w:type="spellStart"/>
-      <w:r>
-        <w:t>новых</w:t>
-      </w:r>
-      <w:proofErr w:type="spellEnd"/>
-      <w:r>
-        <w:t xml:space="preserve"> </w:t>
-      </w:r>
-      <w:proofErr w:type="spellStart"/>
-      <w:r>
-        <w:t>игроков</w:t>
-      </w:r>
-      <w:proofErr w:type="spellEnd"/>
-      <w:r>
-        <w:t xml:space="preserve"> — </w:t>
-      </w:r>
-      <w:proofErr w:type="spellStart"/>
-      <w:r>
-        <w:t>сред</w:t>
-      </w:r>
-      <w:r>
-        <w:rPr>
-          <w:lang w:val="ru-RU"/>
-        </w:rPr>
-        <w:t>няя</w:t>
-      </w:r>
-      <w:proofErr w:type="spellEnd"/>
+        <w:lastRenderedPageBreak/>
+        <w:t xml:space="preserve">5.2 Угроза новых игроков — </w:t>
+      </w:r>
+      <w:r>
+        <w:t>средняя</w:t>
+      </w:r>
     </w:p>
     <w:p>
       <w:pPr>
@@ -9470,7 +10412,15 @@
         <w:jc w:val="both"/>
       </w:pPr>
       <w:r>
-        <w:t>создать слой доверия, исполнения и контрактности сложно;</w:t>
+        <w:t xml:space="preserve">создать слой доверия, исполнения и </w:t>
+      </w:r>
+      <w:proofErr w:type="spellStart"/>
+      <w:r>
+        <w:t>контрактности</w:t>
+      </w:r>
+      <w:proofErr w:type="spellEnd"/>
+      <w:r>
+        <w:t xml:space="preserve"> сложно;</w:t>
       </w:r>
     </w:p>
     <w:p>
@@ -9483,7 +10433,15 @@
         <w:jc w:val="both"/>
       </w:pPr>
       <w:r>
-        <w:t>нужны данные, полевая сеть, партнёрства с финансами и юрконтуром.</w:t>
+        <w:t xml:space="preserve">нужны данные, полевая сеть, партнёрства с финансами и </w:t>
+      </w:r>
+      <w:proofErr w:type="spellStart"/>
+      <w:r>
+        <w:t>юрконтуром</w:t>
+      </w:r>
+      <w:proofErr w:type="spellEnd"/>
+      <w:r>
+        <w:t>.</w:t>
       </w:r>
     </w:p>
     <w:p>
@@ -9499,7 +10457,63 @@
         <w:t>Вывод:</w:t>
       </w:r>
       <w:r>
-        <w:t xml:space="preserve"> low barrier для feature-игроков, high barrier для institutional operator.</w:t>
+        <w:t xml:space="preserve"> </w:t>
+      </w:r>
+      <w:proofErr w:type="spellStart"/>
+      <w:r>
+        <w:t>low</w:t>
+      </w:r>
+      <w:proofErr w:type="spellEnd"/>
+      <w:r>
+        <w:t xml:space="preserve"> </w:t>
+      </w:r>
+      <w:proofErr w:type="spellStart"/>
+      <w:r>
+        <w:t>barrier</w:t>
+      </w:r>
+      <w:proofErr w:type="spellEnd"/>
+      <w:r>
+        <w:t xml:space="preserve"> для </w:t>
+      </w:r>
+      <w:proofErr w:type="spellStart"/>
+      <w:r>
+        <w:t>feature</w:t>
+      </w:r>
+      <w:proofErr w:type="spellEnd"/>
+      <w:r>
+        <w:t xml:space="preserve">-игроков, </w:t>
+      </w:r>
+      <w:proofErr w:type="spellStart"/>
+      <w:r>
+        <w:t>high</w:t>
+      </w:r>
+      <w:proofErr w:type="spellEnd"/>
+      <w:r>
+        <w:t xml:space="preserve"> </w:t>
+      </w:r>
+      <w:proofErr w:type="spellStart"/>
+      <w:r>
+        <w:t>barrier</w:t>
+      </w:r>
+      <w:proofErr w:type="spellEnd"/>
+      <w:r>
+        <w:t xml:space="preserve"> для </w:t>
+      </w:r>
+      <w:proofErr w:type="spellStart"/>
+      <w:r>
+        <w:t>institutional</w:t>
+      </w:r>
+      <w:proofErr w:type="spellEnd"/>
+      <w:r>
+        <w:t xml:space="preserve"> </w:t>
+      </w:r>
+      <w:proofErr w:type="spellStart"/>
+      <w:r>
+        <w:t>operator</w:t>
+      </w:r>
+      <w:proofErr w:type="spellEnd"/>
+      <w:r>
+        <w:t>.</w:t>
       </w:r>
     </w:p>
     <w:p>
@@ -9510,7 +10524,6 @@
       <w:bookmarkStart w:id="34" w:name="власть-поставщиков-высокая"/>
       <w:bookmarkEnd w:id="33"/>
       <w:r>
-        <w:lastRenderedPageBreak/>
         <w:t xml:space="preserve">5.3 Власть поставщиков — </w:t>
       </w:r>
       <w:r>
@@ -9605,37 +10618,17 @@
       <w:bookmarkStart w:id="35" w:name="власть-клиентов-средняявысокая"/>
       <w:bookmarkEnd w:id="34"/>
       <w:r>
-        <w:t xml:space="preserve">5.4 </w:t>
-      </w:r>
-      <w:proofErr w:type="spellStart"/>
-      <w:r>
-        <w:t>Власть</w:t>
-      </w:r>
-      <w:proofErr w:type="spellEnd"/>
-      <w:r>
-        <w:t xml:space="preserve"> </w:t>
-      </w:r>
-      <w:proofErr w:type="spellStart"/>
-      <w:r>
-        <w:t>клиентов</w:t>
-      </w:r>
-      <w:proofErr w:type="spellEnd"/>
-      <w:r>
-        <w:t xml:space="preserve"> — </w:t>
-      </w:r>
-      <w:proofErr w:type="spellStart"/>
+        <w:t xml:space="preserve">5.4 Власть клиентов — </w:t>
+      </w:r>
       <w:r>
         <w:t>сред</w:t>
       </w:r>
-      <w:proofErr w:type="spellEnd"/>
-      <w:r>
-        <w:t>/</w:t>
-      </w:r>
-      <w:proofErr w:type="spellStart"/>
-      <w:r>
-        <w:t>высокая</w:t>
-      </w:r>
-      <w:proofErr w:type="spellEnd"/>
+      <w:r>
+        <w:t>няя</w:t>
+      </w:r>
+      <w:r>
+        <w:t>/высокая</w:t>
+      </w:r>
     </w:p>
     <w:p>
       <w:pPr>
@@ -9765,8 +10758,13 @@
         </w:numPr>
         <w:jc w:val="both"/>
       </w:pPr>
-      <w:r>
-        <w:t>AgTech + телематика;</w:t>
+      <w:proofErr w:type="spellStart"/>
+      <w:r>
+        <w:t>AgTech</w:t>
+      </w:r>
+      <w:proofErr w:type="spellEnd"/>
+      <w:r>
+        <w:t xml:space="preserve"> + телематика;</w:t>
       </w:r>
     </w:p>
     <w:p>
@@ -9779,7 +10777,15 @@
         <w:jc w:val="both"/>
       </w:pPr>
       <w:r>
-        <w:t>банк + страховая + marketplace;</w:t>
+        <w:t xml:space="preserve">банк + страховая + </w:t>
+      </w:r>
+      <w:proofErr w:type="spellStart"/>
+      <w:r>
+        <w:t>marketplace</w:t>
+      </w:r>
+      <w:proofErr w:type="spellEnd"/>
+      <w:r>
+        <w:t>;</w:t>
       </w:r>
     </w:p>
     <w:p>
@@ -9833,6 +10839,7 @@
       <w:bookmarkEnd w:id="31"/>
       <w:bookmarkEnd w:id="36"/>
       <w:r>
+        <w:lastRenderedPageBreak/>
         <w:t>ЧАСТЬ 6</w:t>
       </w:r>
     </w:p>
@@ -9854,8 +10861,13 @@
       </w:pPr>
       <w:bookmarkStart w:id="39" w:name="агросигнал"/>
       <w:r>
-        <w:t>1. АгроСигнал</w:t>
-      </w:r>
+        <w:t xml:space="preserve">1. </w:t>
+      </w:r>
+      <w:proofErr w:type="spellStart"/>
+      <w:r>
+        <w:t>АгроСигнал</w:t>
+      </w:r>
+      <w:proofErr w:type="spellEnd"/>
     </w:p>
     <w:p>
       <w:pPr>
@@ -9893,7 +10905,15 @@
         <w:t>Слабости:</w:t>
       </w:r>
       <w:r>
-        <w:t xml:space="preserve"> слабее в юридической и result-sharing модели. </w:t>
+        <w:t xml:space="preserve"> слабее в юридической и </w:t>
+      </w:r>
+      <w:proofErr w:type="spellStart"/>
+      <w:r>
+        <w:t>result-sharing</w:t>
+      </w:r>
+      <w:proofErr w:type="spellEnd"/>
+      <w:r>
+        <w:t xml:space="preserve"> модели. </w:t>
       </w:r>
       <w:r>
         <w:rPr>
@@ -9914,8 +10934,21 @@
       <w:bookmarkStart w:id="40" w:name="assistagro-история-поля-геомир"/>
       <w:bookmarkEnd w:id="39"/>
       <w:r>
-        <w:t>2. AssistAgro / История поля / Геомир</w:t>
-      </w:r>
+        <w:t xml:space="preserve">2. </w:t>
+      </w:r>
+      <w:proofErr w:type="spellStart"/>
+      <w:r>
+        <w:t>AssistAgro</w:t>
+      </w:r>
+      <w:proofErr w:type="spellEnd"/>
+      <w:r>
+        <w:t xml:space="preserve"> / История поля / </w:t>
+      </w:r>
+      <w:proofErr w:type="spellStart"/>
+      <w:r>
+        <w:t>Геомир</w:t>
+      </w:r>
+      <w:proofErr w:type="spellEnd"/>
     </w:p>
     <w:p>
       <w:pPr>
@@ -9940,7 +10973,15 @@
         <w:t>Сильные стороны:</w:t>
       </w:r>
       <w:r>
-        <w:t xml:space="preserve"> техкарты, контроль, интеграция, крупные внедрения. </w:t>
+        <w:t xml:space="preserve"> </w:t>
+      </w:r>
+      <w:proofErr w:type="spellStart"/>
+      <w:r>
+        <w:t>техкарты</w:t>
+      </w:r>
+      <w:proofErr w:type="spellEnd"/>
+      <w:r>
+        <w:t xml:space="preserve">, контроль, интеграция, крупные внедрения. </w:t>
       </w:r>
       <w:r>
         <w:rPr>
@@ -9971,9 +11012,13 @@
       <w:bookmarkStart w:id="41" w:name="exactfarming"/>
       <w:bookmarkEnd w:id="40"/>
       <w:r>
-        <w:lastRenderedPageBreak/>
-        <w:t>3. ExactFarming</w:t>
-      </w:r>
+        <w:t xml:space="preserve">3. </w:t>
+      </w:r>
+      <w:proofErr w:type="spellStart"/>
+      <w:r>
+        <w:t>ExactFarming</w:t>
+      </w:r>
+      <w:proofErr w:type="spellEnd"/>
     </w:p>
     <w:p>
       <w:pPr>
@@ -9988,7 +11033,23 @@
         <w:t>Стратегия:</w:t>
       </w:r>
       <w:r>
-        <w:t xml:space="preserve"> доминировать в digital agronomy и </w:t>
+        <w:t xml:space="preserve"> доминировать в </w:t>
+      </w:r>
+      <w:proofErr w:type="spellStart"/>
+      <w:r>
+        <w:t>digital</w:t>
+      </w:r>
+      <w:proofErr w:type="spellEnd"/>
+      <w:r>
+        <w:t xml:space="preserve"> </w:t>
+      </w:r>
+      <w:proofErr w:type="spellStart"/>
+      <w:r>
+        <w:t>agronomy</w:t>
+      </w:r>
+      <w:proofErr w:type="spellEnd"/>
+      <w:r>
+        <w:t xml:space="preserve"> и </w:t>
       </w:r>
       <w:r>
         <w:t xml:space="preserve">точном земледелии. </w:t>
@@ -10135,7 +11196,15 @@
         <w:t>Слабости:</w:t>
       </w:r>
       <w:r>
-        <w:t xml:space="preserve"> продуктовый bias. </w:t>
+        <w:t xml:space="preserve"> продуктовый </w:t>
+      </w:r>
+      <w:proofErr w:type="spellStart"/>
+      <w:r>
+        <w:t>bias</w:t>
+      </w:r>
+      <w:proofErr w:type="spellEnd"/>
+      <w:r>
+        <w:t xml:space="preserve">. </w:t>
       </w:r>
       <w:r>
         <w:rPr>
@@ -10216,8 +11285,13 @@
         <w:t>7. Щёлково Агро</w:t>
       </w:r>
       <w:r>
-        <w:t>хим / Betaren</w:t>
-      </w:r>
+        <w:t xml:space="preserve">хим / </w:t>
+      </w:r>
+      <w:proofErr w:type="spellStart"/>
+      <w:r>
+        <w:t>Betaren</w:t>
+      </w:r>
+      <w:proofErr w:type="spellEnd"/>
     </w:p>
     <w:p>
       <w:pPr>
@@ -10232,7 +11306,15 @@
         <w:t>Стратегия:</w:t>
       </w:r>
       <w:r>
-        <w:t xml:space="preserve"> массовое агросопровождение через большую полевую сеть. </w:t>
+        <w:t xml:space="preserve"> массовое </w:t>
+      </w:r>
+      <w:proofErr w:type="spellStart"/>
+      <w:r>
+        <w:t>агросопровождение</w:t>
+      </w:r>
+      <w:proofErr w:type="spellEnd"/>
+      <w:r>
+        <w:t xml:space="preserve"> через большую полевую сеть. </w:t>
       </w:r>
       <w:r>
         <w:rPr>
@@ -10273,11 +11355,24 @@
       <w:bookmarkStart w:id="46" w:name="своё.фермерство-россельхозбанк"/>
       <w:bookmarkEnd w:id="45"/>
       <w:r>
-        <w:t>8. Своё.Фермерство / Россельхозбан</w:t>
+        <w:t xml:space="preserve">8. </w:t>
+      </w:r>
+      <w:proofErr w:type="spellStart"/>
+      <w:r>
+        <w:t>Своё.Фермерство</w:t>
+      </w:r>
+      <w:proofErr w:type="spellEnd"/>
+      <w:r>
+        <w:t xml:space="preserve"> / </w:t>
+      </w:r>
+      <w:proofErr w:type="spellStart"/>
+      <w:r>
+        <w:t>Россельхозбан</w:t>
       </w:r>
       <w:r>
         <w:t>к</w:t>
       </w:r>
+      <w:proofErr w:type="spellEnd"/>
     </w:p>
     <w:p>
       <w:pPr>
@@ -10333,7 +11428,16 @@
       <w:bookmarkStart w:id="47" w:name="поле.рф-деметра-холдинг"/>
       <w:bookmarkEnd w:id="46"/>
       <w:r>
-        <w:t>9. поле.рф / Деметра-Холдинг</w:t>
+        <w:lastRenderedPageBreak/>
+        <w:t xml:space="preserve">9. </w:t>
+      </w:r>
+      <w:proofErr w:type="spellStart"/>
+      <w:r>
+        <w:t>поле.рф</w:t>
+      </w:r>
+      <w:proofErr w:type="spellEnd"/>
+      <w:r>
+        <w:t xml:space="preserve"> / Деметра-Холдинг</w:t>
       </w:r>
     </w:p>
     <w:p>
@@ -10393,7 +11497,15 @@
       <w:bookmarkStart w:id="48" w:name="с-agroerp-контур"/>
       <w:bookmarkEnd w:id="47"/>
       <w:r>
-        <w:t>10. 1С / AgroERP-контур</w:t>
+        <w:t xml:space="preserve">10. 1С / </w:t>
+      </w:r>
+      <w:proofErr w:type="spellStart"/>
+      <w:r>
+        <w:t>AgroERP</w:t>
+      </w:r>
+      <w:proofErr w:type="spellEnd"/>
+      <w:r>
+        <w:t>-контур</w:t>
       </w:r>
     </w:p>
     <w:p>
@@ -10422,7 +11534,15 @@
         <w:t>Сильные стороны:</w:t>
       </w:r>
       <w:r>
-        <w:t xml:space="preserve"> повсеместность, back-office, документы. </w:t>
+        <w:t xml:space="preserve"> повсеместность, </w:t>
+      </w:r>
+      <w:proofErr w:type="spellStart"/>
+      <w:r>
+        <w:t>back-office</w:t>
+      </w:r>
+      <w:proofErr w:type="spellEnd"/>
+      <w:r>
+        <w:t xml:space="preserve">, документы. </w:t>
       </w:r>
       <w:r>
         <w:rPr>
@@ -10464,7 +11584,6 @@
       <w:bookmarkEnd w:id="38"/>
       <w:bookmarkEnd w:id="48"/>
       <w:r>
-        <w:lastRenderedPageBreak/>
         <w:t>ЧАСТЬ 7</w:t>
       </w:r>
     </w:p>
@@ -10601,8 +11720,13 @@
       <w:r>
         <w:t xml:space="preserve">задавать требования к </w:t>
       </w:r>
-      <w:r>
-        <w:t>техкарте;</w:t>
+      <w:proofErr w:type="spellStart"/>
+      <w:r>
+        <w:t>техкарте</w:t>
+      </w:r>
+      <w:proofErr w:type="spellEnd"/>
+      <w:r>
+        <w:t>;</w:t>
       </w:r>
     </w:p>
     <w:p>
@@ -10615,7 +11739,15 @@
         <w:jc w:val="both"/>
       </w:pPr>
       <w:r>
-        <w:t>влиять на агродисциплину через андеррайтинг.</w:t>
+        <w:t xml:space="preserve">влиять на </w:t>
+      </w:r>
+      <w:proofErr w:type="spellStart"/>
+      <w:r>
+        <w:t>агродисциплину</w:t>
+      </w:r>
+      <w:proofErr w:type="spellEnd"/>
+      <w:r>
+        <w:t xml:space="preserve"> через андеррайтинг.</w:t>
       </w:r>
     </w:p>
     <w:p>
@@ -10631,7 +11763,23 @@
         <w:t>Как перехватывают рынок:</w:t>
       </w:r>
       <w:r>
-        <w:t xml:space="preserve"> через стандарты доказуемости и risk scoring.</w:t>
+        <w:t xml:space="preserve"> через стандарты доказуемости и </w:t>
+      </w:r>
+      <w:proofErr w:type="spellStart"/>
+      <w:r>
+        <w:t>risk</w:t>
+      </w:r>
+      <w:proofErr w:type="spellEnd"/>
+      <w:r>
+        <w:t xml:space="preserve"> </w:t>
+      </w:r>
+      <w:proofErr w:type="spellStart"/>
+      <w:r>
+        <w:t>scoring</w:t>
+      </w:r>
+      <w:proofErr w:type="spellEnd"/>
+      <w:r>
+        <w:t>.</w:t>
       </w:r>
     </w:p>
     <w:p>
@@ -10709,7 +11857,15 @@
         <w:t>Как перехватывают рынок:</w:t>
       </w:r>
       <w:r>
-        <w:t xml:space="preserve"> через контрактование и зависимость хозяйства от сбыта.</w:t>
+        <w:t xml:space="preserve"> через </w:t>
+      </w:r>
+      <w:proofErr w:type="spellStart"/>
+      <w:r>
+        <w:t>контрактование</w:t>
+      </w:r>
+      <w:proofErr w:type="spellEnd"/>
+      <w:r>
+        <w:t xml:space="preserve"> и зависимость хозяйства от сбыта.</w:t>
       </w:r>
     </w:p>
     <w:p>
@@ -10771,7 +11927,16 @@
         <w:jc w:val="both"/>
       </w:pPr>
       <w:r>
-        <w:t>превратить агрономию в бесплатный бонус ради stickiness.</w:t>
+        <w:lastRenderedPageBreak/>
+        <w:t xml:space="preserve">превратить агрономию в бесплатный бонус ради </w:t>
+      </w:r>
+      <w:proofErr w:type="spellStart"/>
+      <w:r>
+        <w:t>stickiness</w:t>
+      </w:r>
+      <w:proofErr w:type="spellEnd"/>
+      <w:r>
+        <w:t>.</w:t>
       </w:r>
     </w:p>
     <w:p>
@@ -10787,7 +11952,15 @@
         <w:t>Как перехватывают рынок:</w:t>
       </w:r>
       <w:r>
-        <w:t xml:space="preserve"> через convenience и один интерфейс.</w:t>
+        <w:t xml:space="preserve"> через </w:t>
+      </w:r>
+      <w:proofErr w:type="spellStart"/>
+      <w:r>
+        <w:t>convenience</w:t>
+      </w:r>
+      <w:proofErr w:type="spellEnd"/>
+      <w:r>
+        <w:t xml:space="preserve"> и один интерфейс.</w:t>
       </w:r>
     </w:p>
     <w:p>
@@ -10826,7 +11999,23 @@
         <w:t>Как перехватывают рынок:</w:t>
       </w:r>
       <w:r>
-        <w:t xml:space="preserve"> через data lock-in и исполнительный слой.</w:t>
+        <w:t xml:space="preserve"> через </w:t>
+      </w:r>
+      <w:proofErr w:type="spellStart"/>
+      <w:r>
+        <w:t>data</w:t>
+      </w:r>
+      <w:proofErr w:type="spellEnd"/>
+      <w:r>
+        <w:t xml:space="preserve"> </w:t>
+      </w:r>
+      <w:proofErr w:type="spellStart"/>
+      <w:r>
+        <w:t>lock-in</w:t>
+      </w:r>
+      <w:proofErr w:type="spellEnd"/>
+      <w:r>
+        <w:t xml:space="preserve"> и исполнительный слой.</w:t>
       </w:r>
     </w:p>
     <w:p>
@@ -10846,7 +12035,23 @@
         <w:jc w:val="both"/>
       </w:pPr>
       <w:r>
-        <w:t>Они обладают реальными operating systems, которые могут быть упакованы во внешнюю услугу.</w:t>
+        <w:t xml:space="preserve">Они обладают реальными </w:t>
+      </w:r>
+      <w:proofErr w:type="spellStart"/>
+      <w:r>
+        <w:t>operating</w:t>
+      </w:r>
+      <w:proofErr w:type="spellEnd"/>
+      <w:r>
+        <w:t xml:space="preserve"> </w:t>
+      </w:r>
+      <w:proofErr w:type="spellStart"/>
+      <w:r>
+        <w:t>systems</w:t>
+      </w:r>
+      <w:proofErr w:type="spellEnd"/>
+      <w:r>
+        <w:t>, которые могут быть упакованы во внешнюю услугу.</w:t>
       </w:r>
     </w:p>
     <w:p>
@@ -10859,7 +12064,6 @@
           <w:b/>
           <w:bCs/>
         </w:rPr>
-        <w:lastRenderedPageBreak/>
         <w:t>Как перехватывают рынок:</w:t>
       </w:r>
       <w:r>
@@ -10915,10 +12119,18 @@
         <w:jc w:val="both"/>
       </w:pPr>
       <w:r>
-        <w:t>Рынок агроу</w:t>
-      </w:r>
-      <w:r>
-        <w:t>правления в РФ характеризуется парадоксом:</w:t>
+        <w:t xml:space="preserve">Рынок </w:t>
+      </w:r>
+      <w:proofErr w:type="spellStart"/>
+      <w:r>
+        <w:t>агроу</w:t>
+      </w:r>
+      <w:r>
+        <w:t>правления</w:t>
+      </w:r>
+      <w:proofErr w:type="spellEnd"/>
+      <w:r>
+        <w:t xml:space="preserve"> в РФ характеризуется парадоксом:</w:t>
       </w:r>
     </w:p>
     <w:p>
@@ -11028,8 +12240,13 @@
         </w:numPr>
         <w:jc w:val="both"/>
       </w:pPr>
-      <w:r>
-        <w:t>агрохимобследованием;</w:t>
+      <w:proofErr w:type="spellStart"/>
+      <w:r>
+        <w:t>агрохимобследованием</w:t>
+      </w:r>
+      <w:proofErr w:type="spellEnd"/>
+      <w:r>
+        <w:t>;</w:t>
       </w:r>
     </w:p>
     <w:p>
@@ -11042,7 +12259,15 @@
         <w:jc w:val="both"/>
       </w:pPr>
       <w:r>
-        <w:t>подписками на AgTech;</w:t>
+        <w:t xml:space="preserve">подписками на </w:t>
+      </w:r>
+      <w:proofErr w:type="spellStart"/>
+      <w:r>
+        <w:t>AgTech</w:t>
+      </w:r>
+      <w:proofErr w:type="spellEnd"/>
+      <w:r>
+        <w:t>;</w:t>
       </w:r>
     </w:p>
     <w:p>
@@ -11093,7 +12318,15 @@
         <w:jc w:val="both"/>
       </w:pPr>
       <w:r>
-        <w:t xml:space="preserve">Именно из-за этой фрагментации нет чистого “большого рынка агроконсалтинга”, но есть большой рынок </w:t>
+        <w:t xml:space="preserve">Именно из-за этой фрагментации нет чистого “большого рынка </w:t>
+      </w:r>
+      <w:proofErr w:type="spellStart"/>
+      <w:r>
+        <w:t>агроконсалтинга</w:t>
+      </w:r>
+      <w:proofErr w:type="spellEnd"/>
+      <w:r>
+        <w:t xml:space="preserve">”, но есть большой рынок </w:t>
       </w:r>
       <w:r>
         <w:rPr>
@@ -11113,6 +12346,12 @@
       </w:pPr>
       <w:bookmarkStart w:id="61" w:name="где-формируется-маржа"/>
       <w:bookmarkEnd w:id="60"/>
+    </w:p>
+    <w:p>
+      <w:pPr>
+        <w:pStyle w:val="2"/>
+        <w:jc w:val="both"/>
+      </w:pPr>
       <w:r>
         <w:t>8.3 Где формируется маржа</w:t>
       </w:r>
@@ -11250,7 +12489,18 @@
         <w:jc w:val="both"/>
       </w:pPr>
       <w:r>
-        <w:t>fixed fee за TechMap-контракт;</w:t>
+        <w:t>Фиксированная плата</w:t>
+      </w:r>
+      <w:r>
+        <w:t xml:space="preserve"> за </w:t>
+      </w:r>
+      <w:proofErr w:type="spellStart"/>
+      <w:r>
+        <w:t>TechMap</w:t>
+      </w:r>
+      <w:proofErr w:type="spellEnd"/>
+      <w:r>
+        <w:t>-контракт;</w:t>
       </w:r>
     </w:p>
     <w:p>
@@ -11263,7 +12513,10 @@
         <w:jc w:val="both"/>
       </w:pPr>
       <w:r>
-        <w:t>subscription за контроль исполнения и операционный штаб;</w:t>
+        <w:t>Подписка</w:t>
+      </w:r>
+      <w:r>
+        <w:t xml:space="preserve"> за контроль исполнения и операционный штаб;</w:t>
       </w:r>
     </w:p>
     <w:p>
@@ -11276,7 +12529,6 @@
         <w:jc w:val="both"/>
       </w:pPr>
       <w:r>
-        <w:lastRenderedPageBreak/>
         <w:t>комиссии от финансово-страховых партнёров;</w:t>
       </w:r>
     </w:p>
@@ -11290,7 +12542,59 @@
         <w:jc w:val="both"/>
       </w:pPr>
       <w:r>
-        <w:t>комиссии от верифицированных закупок/модулей.</w:t>
+        <w:t>комиссии от верифицированных закупок/модулей</w:t>
+      </w:r>
+      <w:r>
+        <w:t xml:space="preserve"> </w:t>
+      </w:r>
+      <w:r>
+        <w:t xml:space="preserve">включённых в </w:t>
+      </w:r>
+      <w:proofErr w:type="spellStart"/>
+      <w:r>
+        <w:t>TechMap</w:t>
+      </w:r>
+      <w:proofErr w:type="spellEnd"/>
+      <w:r>
+        <w:t>;</w:t>
+      </w:r>
+    </w:p>
+    <w:p>
+      <w:pPr>
+        <w:pStyle w:val="Compact"/>
+        <w:numPr>
+          <w:ilvl w:val="0"/>
+          <w:numId w:val="21"/>
+        </w:numPr>
+        <w:jc w:val="both"/>
+      </w:pPr>
+      <w:r>
+        <w:t xml:space="preserve">оптовые поставки семян </w:t>
+      </w:r>
+      <w:r>
+        <w:t>Δ</w:t>
+      </w:r>
+      <w:r>
+        <w:t>;</w:t>
+      </w:r>
+    </w:p>
+    <w:p>
+      <w:pPr>
+        <w:pStyle w:val="Compact"/>
+        <w:numPr>
+          <w:ilvl w:val="0"/>
+          <w:numId w:val="21"/>
+        </w:numPr>
+        <w:jc w:val="both"/>
+      </w:pPr>
+      <w:r>
+        <w:t xml:space="preserve">выкуп и реализация урожая у клиентов </w:t>
+      </w:r>
+      <w:r>
+        <w:t>Δ</w:t>
+      </w:r>
+      <w:r>
+        <w:t>.</w:t>
       </w:r>
     </w:p>
     <w:p>
@@ -11320,7 +12624,7 @@
           <w:b/>
           <w:bCs/>
         </w:rPr>
-        <w:t>hybrid monetization</w:t>
+        <w:t>гибридная монетизация</w:t>
       </w:r>
       <w:r>
         <w:t>:</w:t>
@@ -11336,7 +12640,13 @@
         <w:jc w:val="both"/>
       </w:pPr>
       <w:r>
-        <w:t>низкий upfront,</w:t>
+        <w:t xml:space="preserve">низкий </w:t>
+      </w:r>
+      <w:r>
+        <w:t>порог входа</w:t>
+      </w:r>
+      <w:r>
+        <w:t>,</w:t>
       </w:r>
     </w:p>
     <w:p>
@@ -11522,6 +12832,7 @@
           <w:b/>
           <w:bCs/>
         </w:rPr>
+        <w:lastRenderedPageBreak/>
         <w:t>Низкая институциональная зрелость консалтинга</w:t>
       </w:r>
       <w:r>
@@ -11560,10 +12871,34 @@
           <w:b/>
           <w:bCs/>
         </w:rPr>
-        <w:t>Отсутствие стандарта TechMap как контракта</w:t>
-      </w:r>
-      <w:r>
-        <w:t xml:space="preserve"> Техкарта обычно не является юридически и экономически полноценным объектом.</w:t>
+        <w:t xml:space="preserve">Отсутствие стандарта </w:t>
+      </w:r>
+      <w:proofErr w:type="spellStart"/>
+      <w:r>
+        <w:rPr>
+          <w:b/>
+          <w:bCs/>
+        </w:rPr>
+        <w:t>TechMap</w:t>
+      </w:r>
+      <w:proofErr w:type="spellEnd"/>
+      <w:r>
+        <w:rPr>
+          <w:b/>
+          <w:bCs/>
+        </w:rPr>
+        <w:t xml:space="preserve"> как контракта</w:t>
+      </w:r>
+      <w:r>
+        <w:t xml:space="preserve"> </w:t>
+      </w:r>
+      <w:proofErr w:type="spellStart"/>
+      <w:r>
+        <w:t>Техкарта</w:t>
+      </w:r>
+      <w:proofErr w:type="spellEnd"/>
+      <w:r>
+        <w:t xml:space="preserve"> обычно не является юридически и экономически полноценным объектом.</w:t>
       </w:r>
     </w:p>
     <w:p>
@@ -11579,13 +12914,64 @@
           <w:b/>
           <w:bCs/>
         </w:rPr>
-        <w:t>Отсутствие единого crop operating layer</w:t>
-      </w:r>
+        <w:t xml:space="preserve">Отсутствие единого </w:t>
+      </w:r>
+      <w:proofErr w:type="spellStart"/>
+      <w:r>
+        <w:rPr>
+          <w:b/>
+          <w:bCs/>
+        </w:rPr>
+        <w:t>crop</w:t>
+      </w:r>
+      <w:proofErr w:type="spellEnd"/>
+      <w:r>
+        <w:rPr>
+          <w:b/>
+          <w:bCs/>
+        </w:rPr>
+        <w:t xml:space="preserve"> </w:t>
+      </w:r>
+      <w:proofErr w:type="spellStart"/>
+      <w:r>
+        <w:rPr>
+          <w:b/>
+          <w:bCs/>
+        </w:rPr>
+        <w:t>operating</w:t>
+      </w:r>
+      <w:proofErr w:type="spellEnd"/>
+      <w:r>
+        <w:rPr>
+          <w:b/>
+          <w:bCs/>
+        </w:rPr>
+        <w:t xml:space="preserve"> </w:t>
+      </w:r>
+      <w:proofErr w:type="spellStart"/>
+      <w:proofErr w:type="gramStart"/>
+      <w:r>
+        <w:rPr>
+          <w:b/>
+          <w:bCs/>
+        </w:rPr>
+        <w:t>layer</w:t>
+      </w:r>
+      <w:proofErr w:type="spellEnd"/>
+      <w:proofErr w:type="gramEnd"/>
       <w:r>
         <w:t xml:space="preserve"> В отрасли много модулей, но мал</w:t>
       </w:r>
       <w:r>
-        <w:t>о оркестрации.</w:t>
+        <w:t xml:space="preserve">о </w:t>
+      </w:r>
+      <w:proofErr w:type="spellStart"/>
+      <w:r>
+        <w:t>оркестрации</w:t>
+      </w:r>
+      <w:proofErr w:type="spellEnd"/>
+      <w:r>
+        <w:t>.</w:t>
       </w:r>
     </w:p>
     <w:p>
@@ -11659,7 +13045,15 @@
         <w:jc w:val="both"/>
       </w:pPr>
       <w:r>
-        <w:t>не просто проектировать техкарту,</w:t>
+        <w:t xml:space="preserve">не просто проектировать </w:t>
+      </w:r>
+      <w:proofErr w:type="spellStart"/>
+      <w:r>
+        <w:t>техкарту</w:t>
+      </w:r>
+      <w:proofErr w:type="spellEnd"/>
+      <w:r>
+        <w:t>,</w:t>
       </w:r>
     </w:p>
     <w:p>
@@ -11672,7 +13066,6 @@
         <w:jc w:val="both"/>
       </w:pPr>
       <w:r>
-        <w:lastRenderedPageBreak/>
         <w:t>не просто вести учёт,</w:t>
       </w:r>
     </w:p>
@@ -11701,6 +13094,7 @@
       <w:r>
         <w:t xml:space="preserve">а брать на себя </w:t>
       </w:r>
+      <w:proofErr w:type="spellStart"/>
       <w:r>
         <w:rPr>
           <w:b/>
@@ -11713,8 +13107,73 @@
           <w:b/>
           <w:bCs/>
         </w:rPr>
-        <w:t>esign + governance + control + economics + risk</w:t>
-      </w:r>
+        <w:t>esign</w:t>
+      </w:r>
+      <w:proofErr w:type="spellEnd"/>
+      <w:r>
+        <w:rPr>
+          <w:b/>
+          <w:bCs/>
+        </w:rPr>
+        <w:t xml:space="preserve"> + </w:t>
+      </w:r>
+      <w:proofErr w:type="spellStart"/>
+      <w:r>
+        <w:rPr>
+          <w:b/>
+          <w:bCs/>
+        </w:rPr>
+        <w:t>governance</w:t>
+      </w:r>
+      <w:proofErr w:type="spellEnd"/>
+      <w:r>
+        <w:rPr>
+          <w:b/>
+          <w:bCs/>
+        </w:rPr>
+        <w:t xml:space="preserve"> + </w:t>
+      </w:r>
+      <w:proofErr w:type="spellStart"/>
+      <w:r>
+        <w:rPr>
+          <w:b/>
+          <w:bCs/>
+        </w:rPr>
+        <w:t>control</w:t>
+      </w:r>
+      <w:proofErr w:type="spellEnd"/>
+      <w:r>
+        <w:rPr>
+          <w:b/>
+          <w:bCs/>
+        </w:rPr>
+        <w:t xml:space="preserve"> + </w:t>
+      </w:r>
+      <w:proofErr w:type="spellStart"/>
+      <w:r>
+        <w:rPr>
+          <w:b/>
+          <w:bCs/>
+        </w:rPr>
+        <w:t>economics</w:t>
+      </w:r>
+      <w:proofErr w:type="spellEnd"/>
+      <w:r>
+        <w:rPr>
+          <w:b/>
+          <w:bCs/>
+        </w:rPr>
+        <w:t xml:space="preserve"> + </w:t>
+      </w:r>
+      <w:proofErr w:type="spellStart"/>
+      <w:r>
+        <w:rPr>
+          <w:b/>
+          <w:bCs/>
+        </w:rPr>
+        <w:t>risk</w:t>
+      </w:r>
+      <w:proofErr w:type="spellEnd"/>
       <w:r>
         <w:t>.</w:t>
       </w:r>
@@ -11752,8 +13211,13 @@
         </w:numPr>
         <w:jc w:val="both"/>
       </w:pPr>
-      <w:r>
-        <w:t>AgTech чаще продаёт инструменты, а не результат;</w:t>
+      <w:proofErr w:type="spellStart"/>
+      <w:r>
+        <w:t>AgTech</w:t>
+      </w:r>
+      <w:proofErr w:type="spellEnd"/>
+      <w:r>
+        <w:t xml:space="preserve"> чаще продаёт инструменты, а не результат;</w:t>
       </w:r>
     </w:p>
     <w:p>
@@ -11830,12 +13294,21 @@
       <w:r>
         <w:t xml:space="preserve">Потому что его базовая единица — не софт и не совет, а </w:t>
       </w:r>
-      <w:r>
-        <w:rPr>
-          <w:b/>
-          <w:bCs/>
-        </w:rPr>
-        <w:t>TechMap как многослойный объект</w:t>
+      <w:proofErr w:type="spellStart"/>
+      <w:r>
+        <w:rPr>
+          <w:b/>
+          <w:bCs/>
+        </w:rPr>
+        <w:t>TechMap</w:t>
+      </w:r>
+      <w:proofErr w:type="spellEnd"/>
+      <w:r>
+        <w:rPr>
+          <w:b/>
+          <w:bCs/>
+        </w:rPr>
+        <w:t xml:space="preserve"> как многослойный объект</w:t>
       </w:r>
       <w:r>
         <w:t>:</w:t>
@@ -11915,7 +13388,15 @@
         <w:jc w:val="both"/>
       </w:pPr>
       <w:r>
-        <w:t xml:space="preserve">Это не feature. Это </w:t>
+        <w:t xml:space="preserve">Это не </w:t>
+      </w:r>
+      <w:proofErr w:type="spellStart"/>
+      <w:r>
+        <w:t>feature</w:t>
+      </w:r>
+      <w:proofErr w:type="spellEnd"/>
+      <w:r>
+        <w:t xml:space="preserve">. Это </w:t>
       </w:r>
       <w:r>
         <w:rPr>
@@ -11947,6 +13428,7 @@
       <w:bookmarkEnd w:id="67"/>
       <w:bookmarkEnd w:id="70"/>
       <w:r>
+        <w:lastRenderedPageBreak/>
         <w:t>ЧАСТЬ 11</w:t>
       </w:r>
     </w:p>
@@ -11980,8 +13462,29 @@
         </w:numPr>
         <w:jc w:val="both"/>
       </w:pPr>
-      <w:r>
-        <w:t>АгроСигнал / AssistAgro / ExactFarming усиливают операционный слой.</w:t>
+      <w:proofErr w:type="spellStart"/>
+      <w:r>
+        <w:t>АгроСигнал</w:t>
+      </w:r>
+      <w:proofErr w:type="spellEnd"/>
+      <w:r>
+        <w:t xml:space="preserve"> / </w:t>
+      </w:r>
+      <w:proofErr w:type="spellStart"/>
+      <w:r>
+        <w:t>AssistAgro</w:t>
+      </w:r>
+      <w:proofErr w:type="spellEnd"/>
+      <w:r>
+        <w:t xml:space="preserve"> / </w:t>
+      </w:r>
+      <w:proofErr w:type="spellStart"/>
+      <w:r>
+        <w:t>ExactFarming</w:t>
+      </w:r>
+      <w:proofErr w:type="spellEnd"/>
+      <w:r>
+        <w:t xml:space="preserve"> усиливают операционный слой.</w:t>
       </w:r>
     </w:p>
     <w:p>
@@ -12030,8 +13533,21 @@
         </w:numPr>
         <w:jc w:val="both"/>
       </w:pPr>
-      <w:r>
-        <w:t>Россельхозбанк / Сбер собирают экосистемы и ста</w:t>
+      <w:proofErr w:type="spellStart"/>
+      <w:r>
+        <w:t>Россельхозбанк</w:t>
+      </w:r>
+      <w:proofErr w:type="spellEnd"/>
+      <w:r>
+        <w:t xml:space="preserve"> / </w:t>
+      </w:r>
+      <w:proofErr w:type="spellStart"/>
+      <w:r>
+        <w:t>Сбер</w:t>
+      </w:r>
+      <w:proofErr w:type="spellEnd"/>
+      <w:r>
+        <w:t xml:space="preserve"> собирают экосистемы и ста</w:t>
       </w:r>
       <w:r>
         <w:t>ндарты.</w:t>
@@ -12046,8 +13562,13 @@
         </w:numPr>
         <w:jc w:val="both"/>
       </w:pPr>
-      <w:r>
-        <w:t>поле.рф / Деметра усиливают контрактный и транзакционный слой.</w:t>
+      <w:proofErr w:type="spellStart"/>
+      <w:r>
+        <w:t>поле.рф</w:t>
+      </w:r>
+      <w:proofErr w:type="spellEnd"/>
+      <w:r>
+        <w:t xml:space="preserve"> / Деметра усиливают контрактный и транзакционный слой.</w:t>
       </w:r>
     </w:p>
     <w:p>
@@ -12059,8 +13580,13 @@
         </w:numPr>
         <w:jc w:val="both"/>
       </w:pPr>
-      <w:r>
-        <w:t>госцифра стандартизирует интерфейс данных.</w:t>
+      <w:proofErr w:type="spellStart"/>
+      <w:r>
+        <w:t>госцифра</w:t>
+      </w:r>
+      <w:proofErr w:type="spellEnd"/>
+      <w:r>
+        <w:t xml:space="preserve"> стандартизирует интерфейс данных.</w:t>
       </w:r>
     </w:p>
     <w:p>
@@ -12087,7 +13613,71 @@
           <w:b/>
           <w:bCs/>
         </w:rPr>
-        <w:t>конвергенция экосистемы “банк + страховая + marketplace + AgTech + data standards”</w:t>
+        <w:t xml:space="preserve">конвергенция экосистемы “банк + страховая + </w:t>
+      </w:r>
+      <w:proofErr w:type="spellStart"/>
+      <w:r>
+        <w:rPr>
+          <w:b/>
+          <w:bCs/>
+        </w:rPr>
+        <w:t>marketplace</w:t>
+      </w:r>
+      <w:proofErr w:type="spellEnd"/>
+      <w:r>
+        <w:rPr>
+          <w:b/>
+          <w:bCs/>
+        </w:rPr>
+        <w:t xml:space="preserve"> + </w:t>
+      </w:r>
+      <w:proofErr w:type="spellStart"/>
+      <w:r>
+        <w:rPr>
+          <w:b/>
+          <w:bCs/>
+        </w:rPr>
+        <w:t>AgTech</w:t>
+      </w:r>
+      <w:proofErr w:type="spellEnd"/>
+      <w:r>
+        <w:rPr>
+          <w:b/>
+          <w:bCs/>
+        </w:rPr>
+        <w:t xml:space="preserve"> + </w:t>
+      </w:r>
+      <w:proofErr w:type="spellStart"/>
+      <w:r>
+        <w:rPr>
+          <w:b/>
+          <w:bCs/>
+        </w:rPr>
+        <w:t>data</w:t>
+      </w:r>
+      <w:proofErr w:type="spellEnd"/>
+      <w:r>
+        <w:rPr>
+          <w:b/>
+          <w:bCs/>
+        </w:rPr>
+        <w:t xml:space="preserve"> </w:t>
+      </w:r>
+      <w:proofErr w:type="spellStart"/>
+      <w:r>
+        <w:rPr>
+          <w:b/>
+          <w:bCs/>
+        </w:rPr>
+        <w:t>standards</w:t>
+      </w:r>
+      <w:proofErr w:type="spellEnd"/>
+      <w:r>
+        <w:rPr>
+          <w:b/>
+          <w:bCs/>
+        </w:rPr>
+        <w:t>”</w:t>
       </w:r>
       <w:r>
         <w:t>.</w:t>
@@ -12112,7 +13702,15 @@
         <w:jc w:val="both"/>
       </w:pPr>
       <w:r>
-        <w:t>стандартом TechMap,</w:t>
+        <w:t xml:space="preserve">стандартом </w:t>
+      </w:r>
+      <w:proofErr w:type="spellStart"/>
+      <w:r>
+        <w:t>TechMap</w:t>
+      </w:r>
+      <w:proofErr w:type="spellEnd"/>
+      <w:r>
+        <w:t>,</w:t>
       </w:r>
     </w:p>
     <w:p>
@@ -12151,7 +13749,6 @@
         <w:jc w:val="both"/>
       </w:pPr>
       <w:r>
-        <w:lastRenderedPageBreak/>
         <w:t>сетью партнёров,</w:t>
       </w:r>
     </w:p>
@@ -12232,8 +13829,13 @@
         </w:numPr>
         <w:jc w:val="both"/>
       </w:pPr>
-      <w:r>
-        <w:t>агроконсалтинг;</w:t>
+      <w:proofErr w:type="spellStart"/>
+      <w:r>
+        <w:t>агроконсалтинг</w:t>
+      </w:r>
+      <w:proofErr w:type="spellEnd"/>
+      <w:r>
+        <w:t>;</w:t>
       </w:r>
     </w:p>
     <w:p>
@@ -12245,8 +13847,21 @@
         </w:numPr>
         <w:jc w:val="both"/>
       </w:pPr>
-      <w:r>
-        <w:t>AgTech SaaS;</w:t>
+      <w:proofErr w:type="spellStart"/>
+      <w:r>
+        <w:t>AgTech</w:t>
+      </w:r>
+      <w:proofErr w:type="spellEnd"/>
+      <w:r>
+        <w:t xml:space="preserve"> </w:t>
+      </w:r>
+      <w:proofErr w:type="spellStart"/>
+      <w:r>
+        <w:t>SaaS</w:t>
+      </w:r>
+      <w:proofErr w:type="spellEnd"/>
+      <w:r>
+        <w:t>;</w:t>
       </w:r>
     </w:p>
     <w:p>
@@ -12285,7 +13900,15 @@
         <w:jc w:val="both"/>
       </w:pPr>
       <w:r>
-        <w:t>сервис техкарт.</w:t>
+        <w:t xml:space="preserve">сервис </w:t>
+      </w:r>
+      <w:proofErr w:type="spellStart"/>
+      <w:r>
+        <w:t>техкарт</w:t>
+      </w:r>
+      <w:proofErr w:type="spellEnd"/>
+      <w:r>
+        <w:t>.</w:t>
       </w:r>
     </w:p>
     <w:p>
@@ -12314,12 +13937,21 @@
       <w:r>
         <w:t xml:space="preserve"> </w:t>
       </w:r>
-      <w:r>
-        <w:rPr>
-          <w:b/>
-          <w:bCs/>
-        </w:rPr>
-        <w:t>TechMap-оператор.</w:t>
+      <w:proofErr w:type="spellStart"/>
+      <w:r>
+        <w:rPr>
+          <w:b/>
+          <w:bCs/>
+        </w:rPr>
+        <w:t>TechMap</w:t>
+      </w:r>
+      <w:proofErr w:type="spellEnd"/>
+      <w:r>
+        <w:rPr>
+          <w:b/>
+          <w:bCs/>
+        </w:rPr>
+        <w:t>-оператор.</w:t>
       </w:r>
       <w:r>
         <w:t xml:space="preserve"> </w:t>
@@ -12334,12 +13966,37 @@
       <w:r>
         <w:t xml:space="preserve"> </w:t>
       </w:r>
-      <w:r>
-        <w:rPr>
-          <w:b/>
-          <w:bCs/>
-        </w:rPr>
-        <w:t>Crop Operating System с экономической ответственностью.</w:t>
+      <w:proofErr w:type="spellStart"/>
+      <w:r>
+        <w:rPr>
+          <w:b/>
+          <w:bCs/>
+        </w:rPr>
+        <w:t>Crop</w:t>
+      </w:r>
+      <w:proofErr w:type="spellEnd"/>
+      <w:r>
+        <w:rPr>
+          <w:b/>
+          <w:bCs/>
+        </w:rPr>
+        <w:t xml:space="preserve"> </w:t>
+      </w:r>
+      <w:proofErr w:type="spellStart"/>
+      <w:r>
+        <w:rPr>
+          <w:b/>
+          <w:bCs/>
+        </w:rPr>
+        <w:t>Operating</w:t>
+      </w:r>
+      <w:proofErr w:type="spellEnd"/>
+      <w:r>
+        <w:rPr>
+          <w:b/>
+          <w:bCs/>
+        </w:rPr>
+        <w:t xml:space="preserve"> System с экономической ответственностью.</w:t>
       </w:r>
     </w:p>
     <w:p>
@@ -12350,6 +14007,7 @@
       <w:bookmarkStart w:id="80" w:name="формула-позиционирования"/>
       <w:bookmarkEnd w:id="79"/>
       <w:r>
+        <w:lastRenderedPageBreak/>
         <w:t>12.3 Формула позиционирования</w:t>
       </w:r>
     </w:p>
@@ -12363,7 +14021,23 @@
           <w:b/>
           <w:bCs/>
         </w:rPr>
-        <w:t>RAI — это операционная система управления урожаем, в которой техкарта являет</w:t>
+        <w:t xml:space="preserve">RAI — это операционная система управления урожаем, в которой </w:t>
+      </w:r>
+      <w:proofErr w:type="spellStart"/>
+      <w:r>
+        <w:rPr>
+          <w:b/>
+          <w:bCs/>
+        </w:rPr>
+        <w:t>техкарта</w:t>
+      </w:r>
+      <w:proofErr w:type="spellEnd"/>
+      <w:r>
+        <w:rPr>
+          <w:b/>
+          <w:bCs/>
+        </w:rPr>
+        <w:t xml:space="preserve"> являет</w:t>
       </w:r>
       <w:r>
         <w:rPr>
@@ -12381,16 +14055,26 @@
       <w:bookmarkStart w:id="81" w:name="отличие-от-saas"/>
       <w:bookmarkEnd w:id="80"/>
       <w:r>
-        <w:t>12.4 Отличие от SaaS</w:t>
-      </w:r>
+        <w:t xml:space="preserve">12.4 Отличие от </w:t>
+      </w:r>
+      <w:proofErr w:type="spellStart"/>
+      <w:r>
+        <w:t>SaaS</w:t>
+      </w:r>
+      <w:proofErr w:type="spellEnd"/>
     </w:p>
     <w:p>
       <w:pPr>
         <w:pStyle w:val="FirstParagraph"/>
         <w:jc w:val="both"/>
       </w:pPr>
-      <w:r>
-        <w:t>SaaS продаёт инструмент. RAI продаёт управляемый результат.</w:t>
+      <w:proofErr w:type="spellStart"/>
+      <w:r>
+        <w:t>SaaS</w:t>
+      </w:r>
+      <w:proofErr w:type="spellEnd"/>
+      <w:r>
+        <w:t xml:space="preserve"> продаёт инструмент. RAI продаёт управляемый результат.</w:t>
       </w:r>
     </w:p>
     <w:p>
@@ -12475,7 +14159,6 @@
       <w:bookmarkEnd w:id="77"/>
       <w:bookmarkEnd w:id="84"/>
       <w:r>
-        <w:lastRenderedPageBreak/>
         <w:t>ЧАСТЬ 13</w:t>
       </w:r>
     </w:p>
@@ -12518,8 +14201,13 @@
         <w:pStyle w:val="FirstParagraph"/>
         <w:jc w:val="both"/>
       </w:pPr>
-      <w:r>
-        <w:t>AgTech + ERP + телематика сливаются в отраслевой стандарт управления хозяйством.</w:t>
+      <w:proofErr w:type="spellStart"/>
+      <w:r>
+        <w:t>AgTech</w:t>
+      </w:r>
+      <w:proofErr w:type="spellEnd"/>
+      <w:r>
+        <w:t xml:space="preserve"> + ERP + телематика сливаются в отраслевой стандарт управления хозяйством.</w:t>
       </w:r>
     </w:p>
     <w:p>
@@ -12582,7 +14270,15 @@
         <w:jc w:val="both"/>
       </w:pPr>
       <w:r>
-        <w:t>RAI должен строиться platform-agnostic.</w:t>
+        <w:t xml:space="preserve">RAI должен строиться </w:t>
+      </w:r>
+      <w:proofErr w:type="spellStart"/>
+      <w:r>
+        <w:t>platform-agnostic</w:t>
+      </w:r>
+      <w:proofErr w:type="spellEnd"/>
+      <w:r>
+        <w:t>.</w:t>
       </w:r>
     </w:p>
     <w:p>
@@ -12634,6 +14330,7 @@
       <w:bookmarkStart w:id="94" w:name="кто-побеждает-1"/>
       <w:bookmarkEnd w:id="93"/>
       <w:r>
+        <w:lastRenderedPageBreak/>
         <w:t>Кто побеждает</w:t>
       </w:r>
     </w:p>
@@ -12663,7 +14360,23 @@
         <w:jc w:val="both"/>
       </w:pPr>
       <w:r>
-        <w:t>Либо как embedded operator внутри экосистемы, либо как нишевый независимый премиум-слой.</w:t>
+        <w:t xml:space="preserve">Либо как </w:t>
+      </w:r>
+      <w:proofErr w:type="spellStart"/>
+      <w:r>
+        <w:t>embedded</w:t>
+      </w:r>
+      <w:proofErr w:type="spellEnd"/>
+      <w:r>
+        <w:t xml:space="preserve"> </w:t>
+      </w:r>
+      <w:proofErr w:type="spellStart"/>
+      <w:r>
+        <w:t>operator</w:t>
+      </w:r>
+      <w:proofErr w:type="spellEnd"/>
+      <w:r>
+        <w:t xml:space="preserve"> внутри экосистемы, либо как нишевый независимый премиум-слой.</w:t>
       </w:r>
     </w:p>
     <w:p>
@@ -12727,7 +14440,23 @@
         <w:t xml:space="preserve">Рынок </w:t>
       </w:r>
       <w:r>
-        <w:t>понимает, что нужен отдельный trusted layer между агрономией, финансами, страхованием и контрактами.</w:t>
+        <w:t xml:space="preserve">понимает, что нужен отдельный </w:t>
+      </w:r>
+      <w:proofErr w:type="spellStart"/>
+      <w:r>
+        <w:t>trusted</w:t>
+      </w:r>
+      <w:proofErr w:type="spellEnd"/>
+      <w:r>
+        <w:t xml:space="preserve"> </w:t>
+      </w:r>
+      <w:proofErr w:type="spellStart"/>
+      <w:r>
+        <w:t>layer</w:t>
+      </w:r>
+      <w:proofErr w:type="spellEnd"/>
+      <w:r>
+        <w:t xml:space="preserve"> между агрономией, финансами, страхованием и контрактами.</w:t>
       </w:r>
     </w:p>
     <w:p>
@@ -12738,7 +14467,6 @@
       <w:bookmarkStart w:id="99" w:name="кто-побеждает-2"/>
       <w:bookmarkEnd w:id="98"/>
       <w:r>
-        <w:lastRenderedPageBreak/>
         <w:t>Кто побеждает</w:t>
       </w:r>
     </w:p>
@@ -12748,7 +14476,15 @@
         <w:jc w:val="both"/>
       </w:pPr>
       <w:r>
-        <w:t>Тот, кто стандартизирует TechMap как контракт и измеримый результат.</w:t>
+        <w:t xml:space="preserve">Тот, кто стандартизирует </w:t>
+      </w:r>
+      <w:proofErr w:type="spellStart"/>
+      <w:r>
+        <w:t>TechMap</w:t>
+      </w:r>
+      <w:proofErr w:type="spellEnd"/>
+      <w:r>
+        <w:t xml:space="preserve"> как контракт и измеримый результат.</w:t>
       </w:r>
     </w:p>
     <w:p>
@@ -12795,7 +14531,15 @@
         <w:t>стандартизир</w:t>
       </w:r>
       <w:r>
-        <w:t>ованный TechMap;</w:t>
+        <w:t xml:space="preserve">ованный </w:t>
+      </w:r>
+      <w:proofErr w:type="spellStart"/>
+      <w:r>
+        <w:t>TechMap</w:t>
+      </w:r>
+      <w:proofErr w:type="spellEnd"/>
+      <w:r>
+        <w:t>;</w:t>
       </w:r>
     </w:p>
     <w:p>
@@ -13025,6 +14769,7 @@
         <w:jc w:val="both"/>
       </w:pPr>
       <w:r>
+        <w:lastRenderedPageBreak/>
         <w:t xml:space="preserve">занять позицию </w:t>
       </w:r>
       <w:r>
@@ -13032,8 +14777,49 @@
           <w:b/>
           <w:bCs/>
         </w:rPr>
-        <w:t>нейтрального crop operating layer</w:t>
-      </w:r>
+        <w:t xml:space="preserve">нейтрального </w:t>
+      </w:r>
+      <w:proofErr w:type="spellStart"/>
+      <w:r>
+        <w:rPr>
+          <w:b/>
+          <w:bCs/>
+        </w:rPr>
+        <w:t>crop</w:t>
+      </w:r>
+      <w:proofErr w:type="spellEnd"/>
+      <w:r>
+        <w:rPr>
+          <w:b/>
+          <w:bCs/>
+        </w:rPr>
+        <w:t xml:space="preserve"> </w:t>
+      </w:r>
+      <w:proofErr w:type="spellStart"/>
+      <w:r>
+        <w:rPr>
+          <w:b/>
+          <w:bCs/>
+        </w:rPr>
+        <w:t>operating</w:t>
+      </w:r>
+      <w:proofErr w:type="spellEnd"/>
+      <w:r>
+        <w:rPr>
+          <w:b/>
+          <w:bCs/>
+        </w:rPr>
+        <w:t xml:space="preserve"> </w:t>
+      </w:r>
+      <w:proofErr w:type="spellStart"/>
+      <w:r>
+        <w:rPr>
+          <w:b/>
+          <w:bCs/>
+        </w:rPr>
+        <w:t>layer</w:t>
+      </w:r>
+      <w:proofErr w:type="spellEnd"/>
       <w:r>
         <w:t>;</w:t>
       </w:r>
@@ -13053,12 +14839,21 @@
       <w:r>
         <w:t xml:space="preserve">дартизировать </w:t>
       </w:r>
-      <w:r>
-        <w:rPr>
-          <w:b/>
-          <w:bCs/>
-        </w:rPr>
-        <w:t>TechMap как контракт</w:t>
+      <w:proofErr w:type="spellStart"/>
+      <w:r>
+        <w:rPr>
+          <w:b/>
+          <w:bCs/>
+        </w:rPr>
+        <w:t>TechMap</w:t>
+      </w:r>
+      <w:proofErr w:type="spellEnd"/>
+      <w:r>
+        <w:rPr>
+          <w:b/>
+          <w:bCs/>
+        </w:rPr>
+        <w:t xml:space="preserve"> как контракт</w:t>
       </w:r>
       <w:r>
         <w:t>;</w:t>
@@ -13158,10 +14953,50 @@
           <w:b/>
           <w:bCs/>
         </w:rPr>
-        <w:t>версию для инвесторов в формате board memo на 2–3 страницы</w:t>
-      </w:r>
-      <w:r>
-        <w:t>, чтобы зафиксировать инвестиционный тезис, moat и карту захвата рынка.</w:t>
+        <w:t xml:space="preserve">версию для инвесторов в формате </w:t>
+      </w:r>
+      <w:proofErr w:type="spellStart"/>
+      <w:r>
+        <w:rPr>
+          <w:b/>
+          <w:bCs/>
+        </w:rPr>
+        <w:t>board</w:t>
+      </w:r>
+      <w:proofErr w:type="spellEnd"/>
+      <w:r>
+        <w:rPr>
+          <w:b/>
+          <w:bCs/>
+        </w:rPr>
+        <w:t xml:space="preserve"> </w:t>
+      </w:r>
+      <w:proofErr w:type="spellStart"/>
+      <w:r>
+        <w:rPr>
+          <w:b/>
+          <w:bCs/>
+        </w:rPr>
+        <w:t>memo</w:t>
+      </w:r>
+      <w:proofErr w:type="spellEnd"/>
+      <w:r>
+        <w:rPr>
+          <w:b/>
+          <w:bCs/>
+        </w:rPr>
+        <w:t xml:space="preserve"> на 2–3 страницы</w:t>
+      </w:r>
+      <w:r>
+        <w:t xml:space="preserve">, чтобы зафиксировать инвестиционный тезис, </w:t>
+      </w:r>
+      <w:proofErr w:type="spellStart"/>
+      <w:r>
+        <w:t>moat</w:t>
+      </w:r>
+      <w:proofErr w:type="spellEnd"/>
+      <w:r>
+        <w:t xml:space="preserve"> и карту захвата рынка.</w:t>
       </w:r>
       <w:bookmarkEnd w:id="102"/>
     </w:p>
@@ -14075,6 +15910,9 @@
   <w:style w:type="paragraph" w:default="1" w:styleId="a">
     <w:name w:val="Normal"/>
     <w:qFormat/>
+    <w:rPr>
+      <w:lang w:val="ru-RU"/>
+    </w:rPr>
   </w:style>
   <w:style w:type="paragraph" w:styleId="1">
     <w:name w:val="heading 1"/>
